--- a/зи/Варианты заданий/Варианты заданий ЛР2.docx
+++ b/зи/Варианты заданий/Варианты заданий ЛР2.docx
@@ -1,6 +1,6 @@
 
 <file path=word/document.xml><?xml version="1.0" encoding="utf-8"?>
-<w:document xmlns:wpc="http://schemas.microsoft.com/office/word/2010/wordprocessingCanvas" xmlns:mc="http://schemas.openxmlformats.org/markup-compatibility/2006" xmlns:o="urn:schemas-microsoft-com:office:office" xmlns:r="http://schemas.openxmlformats.org/officeDocument/2006/relationships" xmlns:m="http://schemas.openxmlformats.org/officeDocument/2006/math" xmlns:v="urn:schemas-microsoft-com:vml" xmlns:wp14="http://schemas.microsoft.com/office/word/2010/wordprocessingDrawing" xmlns:wp="http://schemas.openxmlformats.org/drawingml/2006/wordprocessingDrawing" xmlns:w10="urn:schemas-microsoft-com:office:word" xmlns:w="http://schemas.openxmlformats.org/wordprocessingml/2006/main" xmlns:w14="http://schemas.microsoft.com/office/word/2010/wordml" xmlns:wpg="http://schemas.microsoft.com/office/word/2010/wordprocessingGroup" xmlns:wpi="http://schemas.microsoft.com/office/word/2010/wordprocessingInk" xmlns:wne="http://schemas.microsoft.com/office/word/2006/wordml" xmlns:wps="http://schemas.microsoft.com/office/word/2010/wordprocessingShape" mc:Ignorable="w14 wp14">
+<w:document xmlns:wpc="http://schemas.microsoft.com/office/word/2010/wordprocessingCanvas" xmlns:cx="http://schemas.microsoft.com/office/drawing/2014/chartex" xmlns:cx1="http://schemas.microsoft.com/office/drawing/2015/9/8/chartex" xmlns:cx2="http://schemas.microsoft.com/office/drawing/2015/10/21/chartex" xmlns:cx3="http://schemas.microsoft.com/office/drawing/2016/5/9/chartex" xmlns:cx4="http://schemas.microsoft.com/office/drawing/2016/5/10/chartex" xmlns:cx5="http://schemas.microsoft.com/office/drawing/2016/5/11/chartex" xmlns:cx6="http://schemas.microsoft.com/office/drawing/2016/5/12/chartex" xmlns:cx7="http://schemas.microsoft.com/office/drawing/2016/5/13/chartex" xmlns:cx8="http://schemas.microsoft.com/office/drawing/2016/5/14/chartex" xmlns:mc="http://schemas.openxmlformats.org/markup-compatibility/2006" xmlns:aink="http://schemas.microsoft.com/office/drawing/2016/ink" xmlns:am3d="http://schemas.microsoft.com/office/drawing/2017/model3d" xmlns:o="urn:schemas-microsoft-com:office:office" xmlns:r="http://schemas.openxmlformats.org/officeDocument/2006/relationships" xmlns:m="http://schemas.openxmlformats.org/officeDocument/2006/math" xmlns:v="urn:schemas-microsoft-com:vml" xmlns:wp14="http://schemas.microsoft.com/office/word/2010/wordprocessingDrawing" xmlns:wp="http://schemas.openxmlformats.org/drawingml/2006/wordprocessingDrawing" xmlns:w10="urn:schemas-microsoft-com:office:word" xmlns:w="http://schemas.openxmlformats.org/wordprocessingml/2006/main" xmlns:w14="http://schemas.microsoft.com/office/word/2010/wordml" xmlns:w15="http://schemas.microsoft.com/office/word/2012/wordml" xmlns:w16cex="http://schemas.microsoft.com/office/word/2018/wordml/cex" xmlns:w16cid="http://schemas.microsoft.com/office/word/2016/wordml/cid" xmlns:w16="http://schemas.microsoft.com/office/word/2018/wordml" xmlns:w16sdtdh="http://schemas.microsoft.com/office/word/2020/wordml/sdtdatahash" xmlns:w16se="http://schemas.microsoft.com/office/word/2015/wordml/symex" xmlns:wpg="http://schemas.microsoft.com/office/word/2010/wordprocessingGroup" xmlns:wpi="http://schemas.microsoft.com/office/word/2010/wordprocessingInk" xmlns:wne="http://schemas.microsoft.com/office/word/2006/wordml" xmlns:wps="http://schemas.microsoft.com/office/word/2010/wordprocessingShape" mc:Ignorable="w14 w15 w16se w16cid w16 w16cex w16sdtdh wp14">
   <w:body>
     <w:p>
       <w:pPr>
@@ -191,23 +191,7 @@
           <w:sz w:val="28"/>
           <w:szCs w:val="28"/>
         </w:rPr>
-        <w:t xml:space="preserve">) был предложен еще в 1977 году. С тех пор он весьма упорно противостоит различным атакам, и сейчас является самым распространенным </w:t>
-      </w:r>
-      <w:proofErr w:type="spellStart"/>
-      <w:r>
-        <w:rPr>
-          <w:sz w:val="28"/>
-          <w:szCs w:val="28"/>
-        </w:rPr>
-        <w:t>криптоалгоритмом</w:t>
-      </w:r>
-      <w:proofErr w:type="spellEnd"/>
-      <w:r>
-        <w:rPr>
-          <w:sz w:val="28"/>
-          <w:szCs w:val="28"/>
-        </w:rPr>
-        <w:t xml:space="preserve"> в мире. Он входит во многие криптографические стандарты, используется во многих приложениях и секретных протоколах (включая PEM, S-HTTP и SSL).</w:t>
+        <w:t>) был предложен еще в 1977 году. С тех пор он весьма упорно противостоит различным атакам, и сейчас является самым распространенным криптоалгоритмом в мире. Он входит во многие криптографические стандарты, используется во многих приложениях и секретных протоколах (включая PEM, S-HTTP и SSL).</w:t>
       </w:r>
       <w:r>
         <w:rPr>
@@ -521,25 +505,7 @@
           <w:sz w:val="28"/>
           <w:szCs w:val="28"/>
         </w:rPr>
-        <w:t xml:space="preserve">(n)] бит, где квадратные скобки </w:t>
-      </w:r>
-      <w:proofErr w:type="gramStart"/>
-      <w:r>
-        <w:rPr>
-          <w:color w:val="000000"/>
-          <w:sz w:val="28"/>
-          <w:szCs w:val="28"/>
-        </w:rPr>
-        <w:t>обозначают</w:t>
-      </w:r>
-      <w:proofErr w:type="gramEnd"/>
-      <w:r>
-        <w:rPr>
-          <w:color w:val="000000"/>
-          <w:sz w:val="28"/>
-          <w:szCs w:val="28"/>
-        </w:rPr>
-        <w:t xml:space="preserve"> взятие целой части от дробного числа. </w:t>
+        <w:t xml:space="preserve">(n)] бит, где квадратные скобки обозначают взятие целой части от дробного числа. </w:t>
       </w:r>
     </w:p>
     <w:p>
@@ -865,25 +831,7 @@
           <w:sz w:val="28"/>
           <w:szCs w:val="28"/>
         </w:rPr>
-        <w:t xml:space="preserve"> n = 1. Для дешифрования RSA-сообщений воспользуемся этой формулой. Возведем обе ее части в степень (-y)</w:t>
-      </w:r>
-      <w:proofErr w:type="gramStart"/>
-      <w:r>
-        <w:rPr>
-          <w:color w:val="000000"/>
-          <w:sz w:val="28"/>
-          <w:szCs w:val="28"/>
-        </w:rPr>
-        <w:t> :</w:t>
-      </w:r>
-      <w:proofErr w:type="gramEnd"/>
-      <w:r>
-        <w:rPr>
-          <w:color w:val="000000"/>
-          <w:sz w:val="28"/>
-          <w:szCs w:val="28"/>
-        </w:rPr>
-        <w:t xml:space="preserve"> (x</w:t>
+        <w:t xml:space="preserve"> n = 1. Для дешифрования RSA-сообщений воспользуемся этой формулой. Возведем обе ее части в степень (-y) : (x</w:t>
       </w:r>
       <w:r>
         <w:rPr>
@@ -935,25 +883,7 @@
           <w:sz w:val="28"/>
           <w:szCs w:val="28"/>
         </w:rPr>
-        <w:t xml:space="preserve"> = 1. Теперь умножим обе ее части на x</w:t>
-      </w:r>
-      <w:proofErr w:type="gramStart"/>
-      <w:r>
-        <w:rPr>
-          <w:color w:val="000000"/>
-          <w:sz w:val="28"/>
-          <w:szCs w:val="28"/>
-        </w:rPr>
-        <w:t> :</w:t>
-      </w:r>
-      <w:proofErr w:type="gramEnd"/>
-      <w:r>
-        <w:rPr>
-          <w:color w:val="000000"/>
-          <w:sz w:val="28"/>
-          <w:szCs w:val="28"/>
-        </w:rPr>
-        <w:t xml:space="preserve"> (x</w:t>
+        <w:t xml:space="preserve"> = 1. Теперь умножим обе ее части на x : (x</w:t>
       </w:r>
       <w:r>
         <w:rPr>
@@ -1007,7 +937,115 @@
           <w:sz w:val="28"/>
           <w:szCs w:val="28"/>
         </w:rPr>
-        <w:t xml:space="preserve">А теперь </w:t>
+        <w:t>А теперь вспомним как мы создавали открытый и закрытый ключи. Мы подбирали с помощью алгоритма Евклида d такое, что e*d+(p-1)(q-1)*y=1, то есть e*d=(-y)(p-1)(q-1)+1. А следовательно в последнем выражении предыдущего абзаца мы можем заменить показатель степени на число (e*d). Получаем (</w:t>
+      </w:r>
+      <w:proofErr w:type="spellStart"/>
+      <w:r>
+        <w:rPr>
+          <w:color w:val="000000"/>
+          <w:sz w:val="28"/>
+          <w:szCs w:val="28"/>
+        </w:rPr>
+        <w:t>x</w:t>
+      </w:r>
+      <w:r>
+        <w:rPr>
+          <w:color w:val="000000"/>
+          <w:sz w:val="28"/>
+          <w:szCs w:val="28"/>
+          <w:vertAlign w:val="superscript"/>
+        </w:rPr>
+        <w:t>e</w:t>
+      </w:r>
+      <w:proofErr w:type="spellEnd"/>
+      <w:r>
+        <w:rPr>
+          <w:color w:val="000000"/>
+          <w:sz w:val="28"/>
+          <w:szCs w:val="28"/>
+          <w:vertAlign w:val="superscript"/>
+        </w:rPr>
+        <w:t>*d</w:t>
+      </w:r>
+      <w:r>
+        <w:rPr>
+          <w:color w:val="000000"/>
+          <w:sz w:val="28"/>
+          <w:szCs w:val="28"/>
+        </w:rPr>
+        <w:t>)</w:t>
+      </w:r>
+      <w:proofErr w:type="spellStart"/>
+      <w:r>
+        <w:rPr>
+          <w:color w:val="000000"/>
+          <w:sz w:val="28"/>
+          <w:szCs w:val="28"/>
+        </w:rPr>
+        <w:t>mod</w:t>
+      </w:r>
+      <w:proofErr w:type="spellEnd"/>
+      <w:r>
+        <w:rPr>
+          <w:color w:val="000000"/>
+          <w:sz w:val="28"/>
+          <w:szCs w:val="28"/>
+        </w:rPr>
+        <w:t xml:space="preserve"> n = x. То есть для того чтобы прочесть сообщение </w:t>
+      </w:r>
+      <w:proofErr w:type="spellStart"/>
+      <w:r>
+        <w:rPr>
+          <w:color w:val="000000"/>
+          <w:sz w:val="28"/>
+          <w:szCs w:val="28"/>
+        </w:rPr>
+        <w:t>c</w:t>
+      </w:r>
+      <w:r>
+        <w:rPr>
+          <w:color w:val="000000"/>
+          <w:sz w:val="28"/>
+          <w:szCs w:val="28"/>
+          <w:vertAlign w:val="subscript"/>
+        </w:rPr>
+        <w:t>i</w:t>
+      </w:r>
+      <w:proofErr w:type="spellEnd"/>
+      <w:r>
+        <w:rPr>
+          <w:color w:val="000000"/>
+          <w:sz w:val="28"/>
+          <w:szCs w:val="28"/>
+        </w:rPr>
+        <w:t>=((</w:t>
+      </w:r>
+      <w:proofErr w:type="spellStart"/>
+      <w:r>
+        <w:rPr>
+          <w:color w:val="000000"/>
+          <w:sz w:val="28"/>
+          <w:szCs w:val="28"/>
+        </w:rPr>
+        <w:t>m</w:t>
+      </w:r>
+      <w:r>
+        <w:rPr>
+          <w:color w:val="000000"/>
+          <w:sz w:val="28"/>
+          <w:szCs w:val="28"/>
+          <w:vertAlign w:val="subscript"/>
+        </w:rPr>
+        <w:t>i</w:t>
+      </w:r>
+      <w:proofErr w:type="spellEnd"/>
+      <w:r>
+        <w:rPr>
+          <w:color w:val="000000"/>
+          <w:sz w:val="28"/>
+          <w:szCs w:val="28"/>
+        </w:rPr>
+        <w:t>)</w:t>
       </w:r>
       <w:proofErr w:type="gramStart"/>
       <w:r>
@@ -1015,9 +1053,28 @@
           <w:color w:val="000000"/>
           <w:sz w:val="28"/>
           <w:szCs w:val="28"/>
-        </w:rPr>
-        <w:t>вспомним</w:t>
-      </w:r>
+          <w:vertAlign w:val="superscript"/>
+        </w:rPr>
+        <w:t>e</w:t>
+      </w:r>
+      <w:r>
+        <w:rPr>
+          <w:color w:val="000000"/>
+          <w:sz w:val="28"/>
+          <w:szCs w:val="28"/>
+        </w:rPr>
+        <w:t>)</w:t>
+      </w:r>
+      <w:proofErr w:type="spellStart"/>
+      <w:r>
+        <w:rPr>
+          <w:color w:val="000000"/>
+          <w:sz w:val="28"/>
+          <w:szCs w:val="28"/>
+        </w:rPr>
+        <w:t>mod</w:t>
+      </w:r>
+      <w:proofErr w:type="spellEnd"/>
       <w:proofErr w:type="gramEnd"/>
       <w:r>
         <w:rPr>
@@ -1025,186 +1082,7 @@
           <w:sz w:val="28"/>
           <w:szCs w:val="28"/>
         </w:rPr>
-        <w:t xml:space="preserve"> как мы создавали открытый и закрытый ключи. Мы подбирали с помощью алгоритма Евклида d такое, что e*d+(p-1)(q-1)*y=1, то есть e*d=(-y)(p-1)(q-1)+1. </w:t>
-      </w:r>
-      <w:proofErr w:type="gramStart"/>
-      <w:r>
-        <w:rPr>
-          <w:color w:val="000000"/>
-          <w:sz w:val="28"/>
-          <w:szCs w:val="28"/>
-        </w:rPr>
-        <w:t>А</w:t>
-      </w:r>
-      <w:proofErr w:type="gramEnd"/>
-      <w:r>
-        <w:rPr>
-          <w:color w:val="000000"/>
-          <w:sz w:val="28"/>
-          <w:szCs w:val="28"/>
-        </w:rPr>
-        <w:t xml:space="preserve"> следовательно в последнем выражении предыдущего абзаца мы можем заменить показатель степени на число (e*d). Получаем (</w:t>
-      </w:r>
-      <w:proofErr w:type="spellStart"/>
-      <w:r>
-        <w:rPr>
-          <w:color w:val="000000"/>
-          <w:sz w:val="28"/>
-          <w:szCs w:val="28"/>
-        </w:rPr>
-        <w:t>x</w:t>
-      </w:r>
-      <w:r>
-        <w:rPr>
-          <w:color w:val="000000"/>
-          <w:sz w:val="28"/>
-          <w:szCs w:val="28"/>
-          <w:vertAlign w:val="superscript"/>
-        </w:rPr>
-        <w:t>e</w:t>
-      </w:r>
-      <w:proofErr w:type="spellEnd"/>
-      <w:r>
-        <w:rPr>
-          <w:color w:val="000000"/>
-          <w:sz w:val="28"/>
-          <w:szCs w:val="28"/>
-          <w:vertAlign w:val="superscript"/>
-        </w:rPr>
-        <w:t>*d</w:t>
-      </w:r>
-      <w:r>
-        <w:rPr>
-          <w:color w:val="000000"/>
-          <w:sz w:val="28"/>
-          <w:szCs w:val="28"/>
-        </w:rPr>
-        <w:t>)</w:t>
-      </w:r>
-      <w:proofErr w:type="spellStart"/>
-      <w:r>
-        <w:rPr>
-          <w:color w:val="000000"/>
-          <w:sz w:val="28"/>
-          <w:szCs w:val="28"/>
-        </w:rPr>
-        <w:t>mod</w:t>
-      </w:r>
-      <w:proofErr w:type="spellEnd"/>
-      <w:r>
-        <w:rPr>
-          <w:color w:val="000000"/>
-          <w:sz w:val="28"/>
-          <w:szCs w:val="28"/>
-        </w:rPr>
-        <w:t xml:space="preserve"> n = x. То есть для того чтобы прочесть сообщение </w:t>
-      </w:r>
-      <w:proofErr w:type="spellStart"/>
-      <w:r>
-        <w:rPr>
-          <w:color w:val="000000"/>
-          <w:sz w:val="28"/>
-          <w:szCs w:val="28"/>
-        </w:rPr>
-        <w:t>c</w:t>
-      </w:r>
-      <w:r>
-        <w:rPr>
-          <w:color w:val="000000"/>
-          <w:sz w:val="28"/>
-          <w:szCs w:val="28"/>
-          <w:vertAlign w:val="subscript"/>
-        </w:rPr>
-        <w:t>i</w:t>
-      </w:r>
-      <w:proofErr w:type="spellEnd"/>
-      <w:r>
-        <w:rPr>
-          <w:color w:val="000000"/>
-          <w:sz w:val="28"/>
-          <w:szCs w:val="28"/>
-        </w:rPr>
-        <w:t>=((</w:t>
-      </w:r>
-      <w:proofErr w:type="spellStart"/>
-      <w:r>
-        <w:rPr>
-          <w:color w:val="000000"/>
-          <w:sz w:val="28"/>
-          <w:szCs w:val="28"/>
-        </w:rPr>
-        <w:t>m</w:t>
-      </w:r>
-      <w:r>
-        <w:rPr>
-          <w:color w:val="000000"/>
-          <w:sz w:val="28"/>
-          <w:szCs w:val="28"/>
-          <w:vertAlign w:val="subscript"/>
-        </w:rPr>
-        <w:t>i</w:t>
-      </w:r>
-      <w:proofErr w:type="spellEnd"/>
-      <w:r>
-        <w:rPr>
-          <w:color w:val="000000"/>
-          <w:sz w:val="28"/>
-          <w:szCs w:val="28"/>
-        </w:rPr>
-        <w:t>)</w:t>
-      </w:r>
-      <w:r>
-        <w:rPr>
-          <w:color w:val="000000"/>
-          <w:sz w:val="28"/>
-          <w:szCs w:val="28"/>
-          <w:vertAlign w:val="superscript"/>
-        </w:rPr>
-        <w:t>e</w:t>
-      </w:r>
-      <w:r>
-        <w:rPr>
-          <w:color w:val="000000"/>
-          <w:sz w:val="28"/>
-          <w:szCs w:val="28"/>
-        </w:rPr>
-        <w:t>)</w:t>
-      </w:r>
-      <w:proofErr w:type="spellStart"/>
-      <w:r>
-        <w:rPr>
-          <w:color w:val="000000"/>
-          <w:sz w:val="28"/>
-          <w:szCs w:val="28"/>
-        </w:rPr>
-        <w:t>mod</w:t>
-      </w:r>
-      <w:proofErr w:type="spellEnd"/>
-      <w:r>
-        <w:rPr>
-          <w:color w:val="000000"/>
-          <w:sz w:val="28"/>
-          <w:szCs w:val="28"/>
-        </w:rPr>
-        <w:t xml:space="preserve"> n достаточно возвести его в степень d по модулю m</w:t>
-      </w:r>
-      <w:proofErr w:type="gramStart"/>
-      <w:r>
-        <w:rPr>
-          <w:color w:val="000000"/>
-          <w:sz w:val="28"/>
-          <w:szCs w:val="28"/>
-        </w:rPr>
-        <w:t> :</w:t>
-      </w:r>
-      <w:proofErr w:type="gramEnd"/>
-      <w:r>
-        <w:rPr>
-          <w:color w:val="000000"/>
-          <w:sz w:val="28"/>
-          <w:szCs w:val="28"/>
-        </w:rPr>
-        <w:t xml:space="preserve"> ((</w:t>
+        <w:t xml:space="preserve"> n достаточно возвести его в степень d по модулю m : ((</w:t>
       </w:r>
       <w:proofErr w:type="spellStart"/>
       <w:r>
@@ -1390,29 +1268,70 @@
           <w:sz w:val="28"/>
           <w:szCs w:val="28"/>
         </w:rPr>
-        <w:t xml:space="preserve">В 1990-х годах с помощью распределенных вычислений через Internet </w:t>
-      </w:r>
+        <w:t xml:space="preserve">В 1990-х годах с помощью распределенных вычислений через Internet предпринимались удачные попытки факторизовать некоторые произвольные большие числа </w:t>
+      </w:r>
+      <w:r>
+        <w:rPr>
+          <w:sz w:val="28"/>
+          <w:szCs w:val="28"/>
+        </w:rPr>
+        <w:t>м</w:t>
+      </w:r>
+      <w:r>
+        <w:rPr>
+          <w:sz w:val="28"/>
+          <w:szCs w:val="28"/>
+        </w:rPr>
+        <w:t>аксимальное факторизованное число имело 140 десятичных разрядов (1999 год), на что ушло около 2000 MY (</w:t>
+      </w:r>
+      <w:proofErr w:type="spellStart"/>
+      <w:r>
+        <w:rPr>
+          <w:sz w:val="28"/>
+          <w:szCs w:val="28"/>
+        </w:rPr>
+        <w:t>Mips</w:t>
+      </w:r>
+      <w:proofErr w:type="spellEnd"/>
+      <w:r>
+        <w:rPr>
+          <w:sz w:val="28"/>
+          <w:szCs w:val="28"/>
+        </w:rPr>
+        <w:t xml:space="preserve">/Year – годовая работа компьютера мощностью в миллион целочисленных операций в секунду). Учитывая это, сейчас специалисты (Лаборатория RSA, </w:t>
+      </w:r>
+      <w:proofErr w:type="spellStart"/>
+      <w:r>
+        <w:rPr>
+          <w:sz w:val="28"/>
+          <w:szCs w:val="28"/>
+        </w:rPr>
+        <w:t>www</w:t>
+      </w:r>
+      <w:proofErr w:type="spellEnd"/>
+      <w:r>
+        <w:rPr>
+          <w:sz w:val="28"/>
+          <w:szCs w:val="28"/>
+        </w:rPr>
+        <w:t xml:space="preserve">. rsa.com / </w:t>
+      </w:r>
+      <w:proofErr w:type="spellStart"/>
       <w:proofErr w:type="gramStart"/>
       <w:r>
         <w:rPr>
           <w:sz w:val="28"/>
           <w:szCs w:val="28"/>
         </w:rPr>
-        <w:t xml:space="preserve">предпринимались удачные попытки факторизовать некоторые произвольные большие числа </w:t>
-      </w:r>
-      <w:r>
-        <w:rPr>
-          <w:sz w:val="28"/>
-          <w:szCs w:val="28"/>
-        </w:rPr>
-        <w:t>м</w:t>
-      </w:r>
-      <w:r>
-        <w:rPr>
-          <w:sz w:val="28"/>
-          <w:szCs w:val="28"/>
-        </w:rPr>
-        <w:t>аксимальное факторизованное число имело</w:t>
+        <w:t>rsalabs</w:t>
+      </w:r>
+      <w:proofErr w:type="spellEnd"/>
+      <w:r>
+        <w:rPr>
+          <w:sz w:val="28"/>
+          <w:szCs w:val="28"/>
+        </w:rPr>
+        <w:t xml:space="preserve"> )</w:t>
       </w:r>
       <w:proofErr w:type="gramEnd"/>
       <w:r>
@@ -1420,7 +1339,7 @@
           <w:sz w:val="28"/>
           <w:szCs w:val="28"/>
         </w:rPr>
-        <w:t xml:space="preserve"> 140 десятичных разрядов (1999 год), на что ушло около 2000 MY (</w:t>
+        <w:t xml:space="preserve"> рекомендуют использовать минимальную длину ключа n, не менее чем 768 бит (~230 десятичных </w:t>
       </w:r>
       <w:proofErr w:type="spellStart"/>
       <w:r>
@@ -1428,7 +1347,7 @@
           <w:sz w:val="28"/>
           <w:szCs w:val="28"/>
         </w:rPr>
-        <w:t>Mips</w:t>
+        <w:t>рзрядов</w:t>
       </w:r>
       <w:proofErr w:type="spellEnd"/>
       <w:r>
@@ -1436,7 +1355,7 @@
           <w:sz w:val="28"/>
           <w:szCs w:val="28"/>
         </w:rPr>
-        <w:t>/</w:t>
+        <w:t xml:space="preserve">) для </w:t>
       </w:r>
       <w:proofErr w:type="spellStart"/>
       <w:r>
@@ -1444,7 +1363,7 @@
           <w:sz w:val="28"/>
           <w:szCs w:val="28"/>
         </w:rPr>
-        <w:t>Year</w:t>
+        <w:t>малосекретной</w:t>
       </w:r>
       <w:proofErr w:type="spellEnd"/>
       <w:r>
@@ -1452,7 +1371,7 @@
           <w:sz w:val="28"/>
           <w:szCs w:val="28"/>
         </w:rPr>
-        <w:t xml:space="preserve"> – годовая работа компьютера мощностью в миллион целочисленных операций в секунду). Учитывая это, сейчас специалисты (Лаборатория RSA, </w:t>
+        <w:t xml:space="preserve"> информации, 1024 бит для обычной и 2048 для особо секретной. Использующаяся в старых продуктах длина ключа в 512 бит (~160 разрядов) уже под угрозой взлома. Известно, что RSA имеет низкую криптостойкость при шифровании коротких блоков. В таких случаях злоумышленник может взять от блока </w:t>
       </w:r>
       <w:proofErr w:type="spellStart"/>
       <w:r>
@@ -1460,7 +1379,7 @@
           <w:sz w:val="28"/>
           <w:szCs w:val="28"/>
         </w:rPr>
-        <w:t>www</w:t>
+        <w:t>шифротекста</w:t>
       </w:r>
       <w:proofErr w:type="spellEnd"/>
       <w:r>
@@ -1468,7 +1387,7 @@
           <w:sz w:val="28"/>
           <w:szCs w:val="28"/>
         </w:rPr>
-        <w:t xml:space="preserve">. rsa.com / </w:t>
+        <w:t xml:space="preserve"> корень степени e по модулю n, что в данном случае будет намного быстрее факторизации. Поэтому короткие блоки обязательно надо «набивать» дополнительными битами. Еще один интересный вопрос касается простых чисел. Для построения ключей алгоритму RSA необходимо найти два простых числа. Благо, среди чисел простые попадаются довольно часто: на отрезке от 1 до n примерно n/</w:t>
       </w:r>
       <w:proofErr w:type="spellStart"/>
       <w:r>
@@ -1476,24 +1395,37 @@
           <w:sz w:val="28"/>
           <w:szCs w:val="28"/>
         </w:rPr>
-        <w:t>rsalabs</w:t>
+        <w:t>ln</w:t>
       </w:r>
       <w:proofErr w:type="spellEnd"/>
-      <w:proofErr w:type="gramStart"/>
-      <w:r>
-        <w:rPr>
-          <w:sz w:val="28"/>
-          <w:szCs w:val="28"/>
-        </w:rPr>
-        <w:t xml:space="preserve"> )</w:t>
-      </w:r>
-      <w:proofErr w:type="gramEnd"/>
-      <w:r>
-        <w:rPr>
-          <w:sz w:val="28"/>
-          <w:szCs w:val="28"/>
-        </w:rPr>
-        <w:t xml:space="preserve"> рекомендуют использовать минимальную длину ключа n, не менее чем 768 бит (~230 десятичных </w:t>
+      <w:r>
+        <w:rPr>
+          <w:sz w:val="28"/>
+          <w:szCs w:val="28"/>
+        </w:rPr>
+        <w:t xml:space="preserve">(n) чисел являются простыми. Поэтому можно просто брать псевдослучайные числа нужной длины и проверять их на простоту. Проверку числа на простоту можно делать двумя способами: «в лоб», перебором всех его делителей (от 2 до округленного корня из n), или с </w:t>
+      </w:r>
+      <w:r>
+        <w:rPr>
+          <w:sz w:val="28"/>
+          <w:szCs w:val="28"/>
+        </w:rPr>
+        <w:lastRenderedPageBreak/>
+        <w:t>помощью более «хитрых» тестов на делимость. При переборе всех делителей мы гарантированно можем утверждать, что прошедшее такую проверку число является простым. Однако, время работы такой процедуры будет очень велико. Среди «х</w:t>
+      </w:r>
+      <w:r>
+        <w:rPr>
+          <w:sz w:val="28"/>
+          <w:szCs w:val="28"/>
+        </w:rPr>
+        <w:t>итрых» тестов надо выделить тес</w:t>
+      </w:r>
+      <w:r>
+        <w:rPr>
+          <w:sz w:val="28"/>
+          <w:szCs w:val="28"/>
+        </w:rPr>
+        <w:t xml:space="preserve">т Миллера–Рабина, так как он на сегодняшний день является наиболее лучшим по всем параметрам. Так вот, проверка </w:t>
       </w:r>
       <w:proofErr w:type="spellStart"/>
       <w:r>
@@ -1501,7 +1433,7 @@
           <w:sz w:val="28"/>
           <w:szCs w:val="28"/>
         </w:rPr>
-        <w:t>рзрядов</w:t>
+        <w:t>ллера</w:t>
       </w:r>
       <w:proofErr w:type="spellEnd"/>
       <w:r>
@@ -1509,173 +1441,7 @@
           <w:sz w:val="28"/>
           <w:szCs w:val="28"/>
         </w:rPr>
-        <w:t xml:space="preserve">) для </w:t>
-      </w:r>
-      <w:proofErr w:type="spellStart"/>
-      <w:r>
-        <w:rPr>
-          <w:sz w:val="28"/>
-          <w:szCs w:val="28"/>
-        </w:rPr>
-        <w:t>малосекретной</w:t>
-      </w:r>
-      <w:proofErr w:type="spellEnd"/>
-      <w:r>
-        <w:rPr>
-          <w:sz w:val="28"/>
-          <w:szCs w:val="28"/>
-        </w:rPr>
-        <w:t xml:space="preserve"> информации, 1024 бит для обычной и 2048 для особо секретной. Использующаяся в старых продуктах длина ключа в 512 бит (~160 разрядов) уже под угрозой взлома. Известно, что RSA имеет </w:t>
-      </w:r>
-      <w:proofErr w:type="gramStart"/>
-      <w:r>
-        <w:rPr>
-          <w:sz w:val="28"/>
-          <w:szCs w:val="28"/>
-        </w:rPr>
-        <w:t>низкую</w:t>
-      </w:r>
-      <w:proofErr w:type="gramEnd"/>
-      <w:r>
-        <w:rPr>
-          <w:sz w:val="28"/>
-          <w:szCs w:val="28"/>
-        </w:rPr>
-        <w:t xml:space="preserve"> </w:t>
-      </w:r>
-      <w:proofErr w:type="spellStart"/>
-      <w:r>
-        <w:rPr>
-          <w:sz w:val="28"/>
-          <w:szCs w:val="28"/>
-        </w:rPr>
-        <w:t>криптостойкость</w:t>
-      </w:r>
-      <w:proofErr w:type="spellEnd"/>
-      <w:r>
-        <w:rPr>
-          <w:sz w:val="28"/>
-          <w:szCs w:val="28"/>
-        </w:rPr>
-        <w:t xml:space="preserve"> при шифровании коротких блоков. В таких случаях злоумышленник может взять от блока </w:t>
-      </w:r>
-      <w:proofErr w:type="spellStart"/>
-      <w:r>
-        <w:rPr>
-          <w:sz w:val="28"/>
-          <w:szCs w:val="28"/>
-        </w:rPr>
-        <w:t>шифротекста</w:t>
-      </w:r>
-      <w:proofErr w:type="spellEnd"/>
-      <w:r>
-        <w:rPr>
-          <w:sz w:val="28"/>
-          <w:szCs w:val="28"/>
-        </w:rPr>
-        <w:t xml:space="preserve"> корень степени e по модулю n, что в данном случае будет намного быстрее факторизации. Поэтому короткие блоки обязательно надо «набивать» дополнительными битами. Еще один интересный вопрос касается простых чисел. Для построения ключей алгоритму RSA необходимо найти два простых числа. Благо, среди чисел </w:t>
-      </w:r>
-      <w:proofErr w:type="gramStart"/>
-      <w:r>
-        <w:rPr>
-          <w:sz w:val="28"/>
-          <w:szCs w:val="28"/>
-        </w:rPr>
-        <w:t>простые</w:t>
-      </w:r>
-      <w:proofErr w:type="gramEnd"/>
-      <w:r>
-        <w:rPr>
-          <w:sz w:val="28"/>
-          <w:szCs w:val="28"/>
-        </w:rPr>
-        <w:t xml:space="preserve"> попадаются довольно часто: на отрезке от 1 до n примерно n/</w:t>
-      </w:r>
-      <w:proofErr w:type="spellStart"/>
-      <w:r>
-        <w:rPr>
-          <w:sz w:val="28"/>
-          <w:szCs w:val="28"/>
-        </w:rPr>
-        <w:t>ln</w:t>
-      </w:r>
-      <w:proofErr w:type="spellEnd"/>
-      <w:r>
-        <w:rPr>
-          <w:sz w:val="28"/>
-          <w:szCs w:val="28"/>
-        </w:rPr>
-        <w:t xml:space="preserve">(n) чисел являются простыми. Поэтому можно просто брать псевдослучайные числа нужной длины и проверять их на простоту. Проверку числа на простоту можно делать двумя способами: «в лоб», перебором всех его делителей (от 2 до округленного корня из n), или с </w:t>
-      </w:r>
-      <w:r>
-        <w:rPr>
-          <w:sz w:val="28"/>
-          <w:szCs w:val="28"/>
-        </w:rPr>
-        <w:lastRenderedPageBreak/>
-        <w:t>помощью более «хитрых» тестов на делимость. При переборе всех делителей мы гарантированно можем утверждать, что прошедшее такую проверку число является простым. Однако</w:t>
-      </w:r>
-      <w:proofErr w:type="gramStart"/>
-      <w:r>
-        <w:rPr>
-          <w:sz w:val="28"/>
-          <w:szCs w:val="28"/>
-        </w:rPr>
-        <w:t>,</w:t>
-      </w:r>
-      <w:proofErr w:type="gramEnd"/>
-      <w:r>
-        <w:rPr>
-          <w:sz w:val="28"/>
-          <w:szCs w:val="28"/>
-        </w:rPr>
-        <w:t xml:space="preserve"> время работы такой процедуры будет очень велико. Среди «х</w:t>
-      </w:r>
-      <w:r>
-        <w:rPr>
-          <w:sz w:val="28"/>
-          <w:szCs w:val="28"/>
-        </w:rPr>
-        <w:t>итрых» тестов надо выделить тес</w:t>
-      </w:r>
-      <w:r>
-        <w:rPr>
-          <w:sz w:val="28"/>
-          <w:szCs w:val="28"/>
-        </w:rPr>
-        <w:t xml:space="preserve">т Миллера–Рабина, так как он на сегодняшний день является наиболее лучшим по всем параметрам. Так вот, проверка </w:t>
-      </w:r>
-      <w:proofErr w:type="spellStart"/>
-      <w:r>
-        <w:rPr>
-          <w:sz w:val="28"/>
-          <w:szCs w:val="28"/>
-        </w:rPr>
-        <w:t>ллера</w:t>
-      </w:r>
-      <w:proofErr w:type="spellEnd"/>
-      <w:r>
-        <w:rPr>
-          <w:sz w:val="28"/>
-          <w:szCs w:val="28"/>
-        </w:rPr>
-        <w:t xml:space="preserve">–Рабина работает намного быстрее перебора делителей, но в отличие от него, число, выдаваемое им как простое, с некоторой очень маленькой вероятностью может оказаться составным. На практике обычно применяют последовательно несколько разных «хитрых» тестов, </w:t>
-      </w:r>
-      <w:proofErr w:type="spellStart"/>
-      <w:r>
-        <w:rPr>
-          <w:sz w:val="28"/>
-          <w:szCs w:val="28"/>
-        </w:rPr>
-        <w:t>минимизируя</w:t>
-      </w:r>
-      <w:proofErr w:type="spellEnd"/>
-      <w:r>
-        <w:rPr>
-          <w:sz w:val="28"/>
-          <w:szCs w:val="28"/>
-        </w:rPr>
-        <w:t xml:space="preserve"> тем самым вероятность ошибки. Программная реализация RSA работает медленнее примерно на два порядка по сравнению с симметричными алгоритмами. RSA часто используют вместе с каким-нибудь симметричным шифром. При таком способе все сообщения шифруются с помощью более быстрого симметричного алгоритма, а для пересылки сессионного секретного ключа этого симметричного алгоритма используется RSA. Получается вычислительно дешево и сердито.</w:t>
+        <w:t>–Рабина работает намного быстрее перебора делителей, но в отличие от него, число, выдаваемое им как простое, с некоторой очень маленькой вероятностью может оказаться составным. На практике обычно применяют последовательно несколько разных «хитрых» тестов, минимизируя тем самым вероятность ошибки. Программная реализация RSA работает медленнее примерно на два порядка по сравнению с симметричными алгоритмами. RSA часто используют вместе с каким-нибудь симметричным шифром. При таком способе все сообщения шифруются с помощью более быстрого симметричного алгоритма, а для пересылки сессионного секретного ключа этого симметричного алгоритма используется RSA. Получается вычислительно дешево и сердито.</w:t>
       </w:r>
     </w:p>
     <w:p>
@@ -1692,23 +1458,7 @@
           <w:sz w:val="28"/>
           <w:szCs w:val="28"/>
         </w:rPr>
-        <w:t xml:space="preserve">Проясним использование алгоритма RSA на конкретном примере. Выбираем два </w:t>
-      </w:r>
-      <w:proofErr w:type="gramStart"/>
-      <w:r>
-        <w:rPr>
-          <w:sz w:val="28"/>
-          <w:szCs w:val="28"/>
-        </w:rPr>
-        <w:t>простые</w:t>
-      </w:r>
-      <w:proofErr w:type="gramEnd"/>
-      <w:r>
-        <w:rPr>
-          <w:sz w:val="28"/>
-          <w:szCs w:val="28"/>
-        </w:rPr>
-        <w:t xml:space="preserve"> числа </w:t>
+        <w:t xml:space="preserve">Проясним использование алгоритма RSA на конкретном примере. Выбираем два простые числа </w:t>
       </w:r>
       <w:r>
         <w:rPr>
@@ -2039,39 +1789,7 @@
           <w:sz w:val="28"/>
           <w:szCs w:val="28"/>
         </w:rPr>
-        <w:t xml:space="preserve">На практике общедоступные ключи могут помещаться в специальную базу данных. При необходимости послать партнеру зашифрованное сообщение можно сделать сначала запрос его открытого ключа. Получив его, можно запустить программу шифрации, а результат ее работы послать адресату. На использовании общедоступных ключей базируется и так называемая электронная подпись, которая позволяет однозначно идентифицировать отправителя. Сходные средства могут применяться </w:t>
-      </w:r>
-      <w:proofErr w:type="gramStart"/>
-      <w:r>
-        <w:rPr>
-          <w:sz w:val="28"/>
-          <w:szCs w:val="28"/>
-        </w:rPr>
-        <w:t>для предотвращения внесения каких-либо корректив в сообщение на пути от отправителя к получателю</w:t>
-      </w:r>
-      <w:proofErr w:type="gramEnd"/>
-      <w:r>
-        <w:rPr>
-          <w:sz w:val="28"/>
-          <w:szCs w:val="28"/>
-        </w:rPr>
-        <w:t xml:space="preserve">. Быстродействующие аппаратные 512-битовые модули </w:t>
-      </w:r>
-      <w:proofErr w:type="gramStart"/>
-      <w:r>
-        <w:rPr>
-          <w:sz w:val="28"/>
-          <w:szCs w:val="28"/>
-        </w:rPr>
-        <w:t>могут обеспечить скорость шифрования на уровне 64 кбит в сек</w:t>
-      </w:r>
-      <w:proofErr w:type="gramEnd"/>
-      <w:r>
-        <w:rPr>
-          <w:sz w:val="28"/>
-          <w:szCs w:val="28"/>
-        </w:rPr>
-        <w:t xml:space="preserve">. Готовятся ИС, способные выполнять такие операции со скоростью 1 Мбайт/сек. Разумный выбор параметра </w:t>
+        <w:t xml:space="preserve">На практике общедоступные ключи могут помещаться в специальную базу данных. При необходимости послать партнеру зашифрованное сообщение можно сделать сначала запрос его открытого ключа. Получив его, можно запустить программу шифрации, а результат ее работы послать адресату. На использовании общедоступных ключей базируется и так называемая электронная подпись, которая позволяет однозначно идентифицировать отправителя. Сходные средства могут применяться для предотвращения внесения каких-либо корректив в сообщение на пути от отправителя к получателю. Быстродействующие аппаратные 512-битовые модули могут обеспечить скорость шифрования на уровне 64 кбит в сек. Готовятся ИС, способные выполнять такие операции со скоростью 1 Мбайт/сек. Разумный выбор параметра </w:t>
       </w:r>
       <w:r>
         <w:rPr>
@@ -2851,16 +2569,7 @@
           <w:sz w:val="28"/>
           <w:szCs w:val="28"/>
         </w:rPr>
-        <w:t xml:space="preserve"> простые числа с разрядностью не меньшей </w:t>
-      </w:r>
-      <w:bookmarkStart w:id="4" w:name="_GoBack"/>
-      <w:bookmarkEnd w:id="4"/>
-      <w:r>
-        <w:rPr>
-          <w:sz w:val="28"/>
-          <w:szCs w:val="28"/>
-        </w:rPr>
-        <w:t xml:space="preserve">шестнадцати, выполнив условие случайности </w:t>
+        <w:t xml:space="preserve"> простые числа с разрядностью не меньшей шестнадцати, выполнив условие случайности </w:t>
       </w:r>
       <w:r>
         <w:rPr>
@@ -3479,8 +3188,8 @@
 </file>
 
 <file path=word/numbering.xml><?xml version="1.0" encoding="utf-8"?>
-<w:numbering xmlns:wpc="http://schemas.microsoft.com/office/word/2010/wordprocessingCanvas" xmlns:mc="http://schemas.openxmlformats.org/markup-compatibility/2006" xmlns:o="urn:schemas-microsoft-com:office:office" xmlns:r="http://schemas.openxmlformats.org/officeDocument/2006/relationships" xmlns:m="http://schemas.openxmlformats.org/officeDocument/2006/math" xmlns:v="urn:schemas-microsoft-com:vml" xmlns:wp14="http://schemas.microsoft.com/office/word/2010/wordprocessingDrawing" xmlns:wp="http://schemas.openxmlformats.org/drawingml/2006/wordprocessingDrawing" xmlns:w10="urn:schemas-microsoft-com:office:word" xmlns:w="http://schemas.openxmlformats.org/wordprocessingml/2006/main" xmlns:w14="http://schemas.microsoft.com/office/word/2010/wordml" xmlns:wpg="http://schemas.microsoft.com/office/word/2010/wordprocessingGroup" xmlns:wpi="http://schemas.microsoft.com/office/word/2010/wordprocessingInk" xmlns:wne="http://schemas.microsoft.com/office/word/2006/wordml" xmlns:wps="http://schemas.microsoft.com/office/word/2010/wordprocessingShape" mc:Ignorable="w14 wp14">
-  <w:abstractNum w:abstractNumId="0">
+<w:numbering xmlns:wpc="http://schemas.microsoft.com/office/word/2010/wordprocessingCanvas" xmlns:cx="http://schemas.microsoft.com/office/drawing/2014/chartex" xmlns:cx1="http://schemas.microsoft.com/office/drawing/2015/9/8/chartex" xmlns:cx2="http://schemas.microsoft.com/office/drawing/2015/10/21/chartex" xmlns:cx3="http://schemas.microsoft.com/office/drawing/2016/5/9/chartex" xmlns:cx4="http://schemas.microsoft.com/office/drawing/2016/5/10/chartex" xmlns:cx5="http://schemas.microsoft.com/office/drawing/2016/5/11/chartex" xmlns:cx6="http://schemas.microsoft.com/office/drawing/2016/5/12/chartex" xmlns:cx7="http://schemas.microsoft.com/office/drawing/2016/5/13/chartex" xmlns:cx8="http://schemas.microsoft.com/office/drawing/2016/5/14/chartex" xmlns:mc="http://schemas.openxmlformats.org/markup-compatibility/2006" xmlns:aink="http://schemas.microsoft.com/office/drawing/2016/ink" xmlns:am3d="http://schemas.microsoft.com/office/drawing/2017/model3d" xmlns:o="urn:schemas-microsoft-com:office:office" xmlns:r="http://schemas.openxmlformats.org/officeDocument/2006/relationships" xmlns:m="http://schemas.openxmlformats.org/officeDocument/2006/math" xmlns:v="urn:schemas-microsoft-com:vml" xmlns:wp14="http://schemas.microsoft.com/office/word/2010/wordprocessingDrawing" xmlns:wp="http://schemas.openxmlformats.org/drawingml/2006/wordprocessingDrawing" xmlns:w10="urn:schemas-microsoft-com:office:word" xmlns:w="http://schemas.openxmlformats.org/wordprocessingml/2006/main" xmlns:w14="http://schemas.microsoft.com/office/word/2010/wordml" xmlns:w15="http://schemas.microsoft.com/office/word/2012/wordml" xmlns:w16cex="http://schemas.microsoft.com/office/word/2018/wordml/cex" xmlns:w16cid="http://schemas.microsoft.com/office/word/2016/wordml/cid" xmlns:w16="http://schemas.microsoft.com/office/word/2018/wordml" xmlns:w16sdtdh="http://schemas.microsoft.com/office/word/2020/wordml/sdtdatahash" xmlns:w16se="http://schemas.microsoft.com/office/word/2015/wordml/symex" xmlns:wpg="http://schemas.microsoft.com/office/word/2010/wordprocessingGroup" xmlns:wpi="http://schemas.microsoft.com/office/word/2010/wordprocessingInk" xmlns:wne="http://schemas.microsoft.com/office/word/2006/wordml" xmlns:wps="http://schemas.microsoft.com/office/word/2010/wordprocessingShape" mc:Ignorable="w14 w15 w16se w16cid w16 w16cex w16sdtdh wp14">
+  <w:abstractNum w:abstractNumId="0" w15:restartNumberingAfterBreak="0">
     <w:nsid w:val="1FE00DB3"/>
     <w:multiLevelType w:val="multilevel"/>
     <w:tmpl w:val="E20C76BA"/>
@@ -3593,7 +3302,7 @@
       </w:pPr>
     </w:lvl>
   </w:abstractNum>
-  <w:abstractNum w:abstractNumId="1">
+  <w:abstractNum w:abstractNumId="1" w15:restartNumberingAfterBreak="0">
     <w:nsid w:val="21E920D4"/>
     <w:multiLevelType w:val="multilevel"/>
     <w:tmpl w:val="14F09330"/>
@@ -3706,7 +3415,7 @@
       </w:pPr>
     </w:lvl>
   </w:abstractNum>
-  <w:abstractNum w:abstractNumId="2">
+  <w:abstractNum w:abstractNumId="2" w15:restartNumberingAfterBreak="0">
     <w:nsid w:val="647E7DF9"/>
     <w:multiLevelType w:val="hybridMultilevel"/>
     <w:tmpl w:val="951826DA"/>
@@ -3835,7 +3544,7 @@
 </file>
 
 <file path=word/styles.xml><?xml version="1.0" encoding="utf-8"?>
-<w:styles xmlns:mc="http://schemas.openxmlformats.org/markup-compatibility/2006" xmlns:r="http://schemas.openxmlformats.org/officeDocument/2006/relationships" xmlns:w="http://schemas.openxmlformats.org/wordprocessingml/2006/main" xmlns:w14="http://schemas.microsoft.com/office/word/2010/wordml" mc:Ignorable="w14">
+<w:styles xmlns:mc="http://schemas.openxmlformats.org/markup-compatibility/2006" xmlns:r="http://schemas.openxmlformats.org/officeDocument/2006/relationships" xmlns:w="http://schemas.openxmlformats.org/wordprocessingml/2006/main" xmlns:w14="http://schemas.microsoft.com/office/word/2010/wordml" xmlns:w15="http://schemas.microsoft.com/office/word/2012/wordml" xmlns:w16cex="http://schemas.microsoft.com/office/word/2018/wordml/cex" xmlns:w16cid="http://schemas.microsoft.com/office/word/2016/wordml/cid" xmlns:w16="http://schemas.microsoft.com/office/word/2018/wordml" xmlns:w16sdtdh="http://schemas.microsoft.com/office/word/2020/wordml/sdtdatahash" xmlns:w16se="http://schemas.microsoft.com/office/word/2015/wordml/symex" mc:Ignorable="w14 w15 w16se w16cid w16 w16cex w16sdtdh">
   <w:docDefaults>
     <w:rPrDefault>
       <w:rPr>
@@ -3851,388 +3560,383 @@
       </w:pPr>
     </w:pPrDefault>
   </w:docDefaults>
-  <w:latentStyles w:defLockedState="0" w:defUIPriority="99" w:defSemiHidden="1" w:defUnhideWhenUsed="1" w:defQFormat="0" w:count="267">
-    <w:lsdException w:name="Normal" w:semiHidden="0" w:uiPriority="0" w:unhideWhenUsed="0" w:qFormat="1"/>
-    <w:lsdException w:name="heading 1" w:semiHidden="0" w:uiPriority="9" w:unhideWhenUsed="0" w:qFormat="1"/>
-    <w:lsdException w:name="heading 2" w:uiPriority="0" w:qFormat="1"/>
-    <w:lsdException w:name="heading 3" w:uiPriority="9" w:qFormat="1"/>
-    <w:lsdException w:name="heading 4" w:uiPriority="9" w:qFormat="1"/>
-    <w:lsdException w:name="heading 5" w:uiPriority="9" w:qFormat="1"/>
-    <w:lsdException w:name="heading 6" w:uiPriority="9" w:qFormat="1"/>
-    <w:lsdException w:name="heading 7" w:uiPriority="9" w:qFormat="1"/>
-    <w:lsdException w:name="heading 8" w:uiPriority="9" w:qFormat="1"/>
-    <w:lsdException w:name="heading 9" w:uiPriority="9" w:qFormat="1"/>
-    <w:lsdException w:name="toc 1" w:uiPriority="39"/>
-    <w:lsdException w:name="toc 2" w:uiPriority="39"/>
-    <w:lsdException w:name="toc 3" w:uiPriority="39"/>
-    <w:lsdException w:name="toc 4" w:uiPriority="39"/>
-    <w:lsdException w:name="toc 5" w:uiPriority="39"/>
-    <w:lsdException w:name="toc 6" w:uiPriority="39"/>
-    <w:lsdException w:name="toc 7" w:uiPriority="39"/>
-    <w:lsdException w:name="toc 8" w:uiPriority="39"/>
-    <w:lsdException w:name="toc 9" w:uiPriority="39"/>
-    <w:lsdException w:name="caption" w:uiPriority="35" w:qFormat="1"/>
-    <w:lsdException w:name="Title" w:semiHidden="0" w:uiPriority="10" w:unhideWhenUsed="0" w:qFormat="1"/>
-    <w:lsdException w:name="Default Paragraph Font" w:uiPriority="1"/>
-    <w:lsdException w:name="Subtitle" w:semiHidden="0" w:uiPriority="11" w:unhideWhenUsed="0" w:qFormat="1"/>
-    <w:lsdException w:name="Strong" w:semiHidden="0" w:uiPriority="22" w:unhideWhenUsed="0" w:qFormat="1"/>
-    <w:lsdException w:name="Emphasis" w:semiHidden="0" w:uiPriority="20" w:unhideWhenUsed="0" w:qFormat="1"/>
-    <w:lsdException w:name="Table Grid" w:semiHidden="0" w:uiPriority="59" w:unhideWhenUsed="0"/>
-    <w:lsdException w:name="Placeholder Text" w:unhideWhenUsed="0"/>
-    <w:lsdException w:name="No Spacing" w:semiHidden="0" w:uiPriority="1" w:unhideWhenUsed="0" w:qFormat="1"/>
-    <w:lsdException w:name="Light Shading" w:semiHidden="0" w:uiPriority="60" w:unhideWhenUsed="0"/>
-    <w:lsdException w:name="Light List" w:semiHidden="0" w:uiPriority="61" w:unhideWhenUsed="0"/>
-    <w:lsdException w:name="Light Grid" w:semiHidden="0" w:uiPriority="62" w:unhideWhenUsed="0"/>
-    <w:lsdException w:name="Medium Shading 1" w:semiHidden="0" w:uiPriority="63" w:unhideWhenUsed="0"/>
-    <w:lsdException w:name="Medium Shading 2" w:semiHidden="0" w:uiPriority="64" w:unhideWhenUsed="0"/>
-    <w:lsdException w:name="Medium List 1" w:semiHidden="0" w:uiPriority="65" w:unhideWhenUsed="0"/>
-    <w:lsdException w:name="Medium List 2" w:semiHidden="0" w:uiPriority="66" w:unhideWhenUsed="0"/>
-    <w:lsdException w:name="Medium Grid 1" w:semiHidden="0" w:uiPriority="67" w:unhideWhenUsed="0"/>
-    <w:lsdException w:name="Medium Grid 2" w:semiHidden="0" w:uiPriority="68" w:unhideWhenUsed="0"/>
-    <w:lsdException w:name="Medium Grid 3" w:semiHidden="0" w:uiPriority="69" w:unhideWhenUsed="0"/>
-    <w:lsdException w:name="Dark List" w:semiHidden="0" w:uiPriority="70" w:unhideWhenUsed="0"/>
-    <w:lsdException w:name="Colorful Shading" w:semiHidden="0" w:uiPriority="71" w:unhideWhenUsed="0"/>
-    <w:lsdException w:name="Colorful List" w:semiHidden="0" w:uiPriority="72" w:unhideWhenUsed="0"/>
-    <w:lsdException w:name="Colorful Grid" w:semiHidden="0" w:uiPriority="73" w:unhideWhenUsed="0"/>
-    <w:lsdException w:name="Light Shading Accent 1" w:semiHidden="0" w:uiPriority="60" w:unhideWhenUsed="0"/>
-    <w:lsdException w:name="Light List Accent 1" w:semiHidden="0" w:uiPriority="61" w:unhideWhenUsed="0"/>
-    <w:lsdException w:name="Light Grid Accent 1" w:semiHidden="0" w:uiPriority="62" w:unhideWhenUsed="0"/>
-    <w:lsdException w:name="Medium Shading 1 Accent 1" w:semiHidden="0" w:uiPriority="63" w:unhideWhenUsed="0"/>
-    <w:lsdException w:name="Medium Shading 2 Accent 1" w:semiHidden="0" w:uiPriority="64" w:unhideWhenUsed="0"/>
-    <w:lsdException w:name="Medium List 1 Accent 1" w:semiHidden="0" w:uiPriority="65" w:unhideWhenUsed="0"/>
-    <w:lsdException w:name="Revision" w:unhideWhenUsed="0"/>
-    <w:lsdException w:name="List Paragraph" w:semiHidden="0" w:uiPriority="34" w:unhideWhenUsed="0" w:qFormat="1"/>
-    <w:lsdException w:name="Quote" w:semiHidden="0" w:uiPriority="29" w:unhideWhenUsed="0" w:qFormat="1"/>
-    <w:lsdException w:name="Intense Quote" w:semiHidden="0" w:uiPriority="30" w:unhideWhenUsed="0" w:qFormat="1"/>
-    <w:lsdException w:name="Medium List 2 Accent 1" w:semiHidden="0" w:uiPriority="66" w:unhideWhenUsed="0"/>
-    <w:lsdException w:name="Medium Grid 1 Accent 1" w:semiHidden="0" w:uiPriority="67" w:unhideWhenUsed="0"/>
-    <w:lsdException w:name="Medium Grid 2 Accent 1" w:semiHidden="0" w:uiPriority="68" w:unhideWhenUsed="0"/>
-    <w:lsdException w:name="Medium Grid 3 Accent 1" w:semiHidden="0" w:uiPriority="69" w:unhideWhenUsed="0"/>
-    <w:lsdException w:name="Dark List Accent 1" w:semiHidden="0" w:uiPriority="70" w:unhideWhenUsed="0"/>
-    <w:lsdException w:name="Colorful Shading Accent 1" w:semiHidden="0" w:uiPriority="71" w:unhideWhenUsed="0"/>
-    <w:lsdException w:name="Colorful List Accent 1" w:semiHidden="0" w:uiPriority="72" w:unhideWhenUsed="0"/>
-    <w:lsdException w:name="Colorful Grid Accent 1" w:semiHidden="0" w:uiPriority="73" w:unhideWhenUsed="0"/>
-    <w:lsdException w:name="Light Shading Accent 2" w:semiHidden="0" w:uiPriority="60" w:unhideWhenUsed="0"/>
-    <w:lsdException w:name="Light List Accent 2" w:semiHidden="0" w:uiPriority="61" w:unhideWhenUsed="0"/>
-    <w:lsdException w:name="Light Grid Accent 2" w:semiHidden="0" w:uiPriority="62" w:unhideWhenUsed="0"/>
-    <w:lsdException w:name="Medium Shading 1 Accent 2" w:semiHidden="0" w:uiPriority="63" w:unhideWhenUsed="0"/>
-    <w:lsdException w:name="Medium Shading 2 Accent 2" w:semiHidden="0" w:uiPriority="64" w:unhideWhenUsed="0"/>
-    <w:lsdException w:name="Medium List 1 Accent 2" w:semiHidden="0" w:uiPriority="65" w:unhideWhenUsed="0"/>
-    <w:lsdException w:name="Medium List 2 Accent 2" w:semiHidden="0" w:uiPriority="66" w:unhideWhenUsed="0"/>
-    <w:lsdException w:name="Medium Grid 1 Accent 2" w:semiHidden="0" w:uiPriority="67" w:unhideWhenUsed="0"/>
-    <w:lsdException w:name="Medium Grid 2 Accent 2" w:semiHidden="0" w:uiPriority="68" w:unhideWhenUsed="0"/>
-    <w:lsdException w:name="Medium Grid 3 Accent 2" w:semiHidden="0" w:uiPriority="69" w:unhideWhenUsed="0"/>
-    <w:lsdException w:name="Dark List Accent 2" w:semiHidden="0" w:uiPriority="70" w:unhideWhenUsed="0"/>
-    <w:lsdException w:name="Colorful Shading Accent 2" w:semiHidden="0" w:uiPriority="71" w:unhideWhenUsed="0"/>
-    <w:lsdException w:name="Colorful List Accent 2" w:semiHidden="0" w:uiPriority="72" w:unhideWhenUsed="0"/>
-    <w:lsdException w:name="Colorful Grid Accent 2" w:semiHidden="0" w:uiPriority="73" w:unhideWhenUsed="0"/>
-    <w:lsdException w:name="Light Shading Accent 3" w:semiHidden="0" w:uiPriority="60" w:unhideWhenUsed="0"/>
-    <w:lsdException w:name="Light List Accent 3" w:semiHidden="0" w:uiPriority="61" w:unhideWhenUsed="0"/>
-    <w:lsdException w:name="Light Grid Accent 3" w:semiHidden="0" w:uiPriority="62" w:unhideWhenUsed="0"/>
-    <w:lsdException w:name="Medium Shading 1 Accent 3" w:semiHidden="0" w:uiPriority="63" w:unhideWhenUsed="0"/>
-    <w:lsdException w:name="Medium Shading 2 Accent 3" w:semiHidden="0" w:uiPriority="64" w:unhideWhenUsed="0"/>
-    <w:lsdException w:name="Medium List 1 Accent 3" w:semiHidden="0" w:uiPriority="65" w:unhideWhenUsed="0"/>
-    <w:lsdException w:name="Medium List 2 Accent 3" w:semiHidden="0" w:uiPriority="66" w:unhideWhenUsed="0"/>
-    <w:lsdException w:name="Medium Grid 1 Accent 3" w:semiHidden="0" w:uiPriority="67" w:unhideWhenUsed="0"/>
-    <w:lsdException w:name="Medium Grid 2 Accent 3" w:semiHidden="0" w:uiPriority="68" w:unhideWhenUsed="0"/>
-    <w:lsdException w:name="Medium Grid 3 Accent 3" w:semiHidden="0" w:uiPriority="69" w:unhideWhenUsed="0"/>
-    <w:lsdException w:name="Dark List Accent 3" w:semiHidden="0" w:uiPriority="70" w:unhideWhenUsed="0"/>
-    <w:lsdException w:name="Colorful Shading Accent 3" w:semiHidden="0" w:uiPriority="71" w:unhideWhenUsed="0"/>
-    <w:lsdException w:name="Colorful List Accent 3" w:semiHidden="0" w:uiPriority="72" w:unhideWhenUsed="0"/>
-    <w:lsdException w:name="Colorful Grid Accent 3" w:semiHidden="0" w:uiPriority="73" w:unhideWhenUsed="0"/>
-    <w:lsdException w:name="Light Shading Accent 4" w:semiHidden="0" w:uiPriority="60" w:unhideWhenUsed="0"/>
-    <w:lsdException w:name="Light List Accent 4" w:semiHidden="0" w:uiPriority="61" w:unhideWhenUsed="0"/>
-    <w:lsdException w:name="Light Grid Accent 4" w:semiHidden="0" w:uiPriority="62" w:unhideWhenUsed="0"/>
-    <w:lsdException w:name="Medium Shading 1 Accent 4" w:semiHidden="0" w:uiPriority="63" w:unhideWhenUsed="0"/>
-    <w:lsdException w:name="Medium Shading 2 Accent 4" w:semiHidden="0" w:uiPriority="64" w:unhideWhenUsed="0"/>
-    <w:lsdException w:name="Medium List 1 Accent 4" w:semiHidden="0" w:uiPriority="65" w:unhideWhenUsed="0"/>
-    <w:lsdException w:name="Medium List 2 Accent 4" w:semiHidden="0" w:uiPriority="66" w:unhideWhenUsed="0"/>
-    <w:lsdException w:name="Medium Grid 1 Accent 4" w:semiHidden="0" w:uiPriority="67" w:unhideWhenUsed="0"/>
-    <w:lsdException w:name="Medium Grid 2 Accent 4" w:semiHidden="0" w:uiPriority="68" w:unhideWhenUsed="0"/>
-    <w:lsdException w:name="Medium Grid 3 Accent 4" w:semiHidden="0" w:uiPriority="69" w:unhideWhenUsed="0"/>
-    <w:lsdException w:name="Dark List Accent 4" w:semiHidden="0" w:uiPriority="70" w:unhideWhenUsed="0"/>
-    <w:lsdException w:name="Colorful Shading Accent 4" w:semiHidden="0" w:uiPriority="71" w:unhideWhenUsed="0"/>
-    <w:lsdException w:name="Colorful List Accent 4" w:semiHidden="0" w:uiPriority="72" w:unhideWhenUsed="0"/>
-    <w:lsdException w:name="Colorful Grid Accent 4" w:semiHidden="0" w:uiPriority="73" w:unhideWhenUsed="0"/>
-    <w:lsdException w:name="Light Shading Accent 5" w:semiHidden="0" w:uiPriority="60" w:unhideWhenUsed="0"/>
-    <w:lsdException w:name="Light List Accent 5" w:semiHidden="0" w:uiPriority="61" w:unhideWhenUsed="0"/>
-    <w:lsdException w:name="Light Grid Accent 5" w:semiHidden="0" w:uiPriority="62" w:unhideWhenUsed="0"/>
-    <w:lsdException w:name="Medium Shading 1 Accent 5" w:semiHidden="0" w:uiPriority="63" w:unhideWhenUsed="0"/>
-    <w:lsdException w:name="Medium Shading 2 Accent 5" w:semiHidden="0" w:uiPriority="64" w:unhideWhenUsed="0"/>
-    <w:lsdException w:name="Medium List 1 Accent 5" w:semiHidden="0" w:uiPriority="65" w:unhideWhenUsed="0"/>
-    <w:lsdException w:name="Medium List 2 Accent 5" w:semiHidden="0" w:uiPriority="66" w:unhideWhenUsed="0"/>
-    <w:lsdException w:name="Medium Grid 1 Accent 5" w:semiHidden="0" w:uiPriority="67" w:unhideWhenUsed="0"/>
-    <w:lsdException w:name="Medium Grid 2 Accent 5" w:semiHidden="0" w:uiPriority="68" w:unhideWhenUsed="0"/>
-    <w:lsdException w:name="Medium Grid 3 Accent 5" w:semiHidden="0" w:uiPriority="69" w:unhideWhenUsed="0"/>
-    <w:lsdException w:name="Dark List Accent 5" w:semiHidden="0" w:uiPriority="70" w:unhideWhenUsed="0"/>
-    <w:lsdException w:name="Colorful Shading Accent 5" w:semiHidden="0" w:uiPriority="71" w:unhideWhenUsed="0"/>
-    <w:lsdException w:name="Colorful List Accent 5" w:semiHidden="0" w:uiPriority="72" w:unhideWhenUsed="0"/>
-    <w:lsdException w:name="Colorful Grid Accent 5" w:semiHidden="0" w:uiPriority="73" w:unhideWhenUsed="0"/>
-    <w:lsdException w:name="Light Shading Accent 6" w:semiHidden="0" w:uiPriority="60" w:unhideWhenUsed="0"/>
-    <w:lsdException w:name="Light List Accent 6" w:semiHidden="0" w:uiPriority="61" w:unhideWhenUsed="0"/>
-    <w:lsdException w:name="Light Grid Accent 6" w:semiHidden="0" w:uiPriority="62" w:unhideWhenUsed="0"/>
-    <w:lsdException w:name="Medium Shading 1 Accent 6" w:semiHidden="0" w:uiPriority="63" w:unhideWhenUsed="0"/>
-    <w:lsdException w:name="Medium Shading 2 Accent 6" w:semiHidden="0" w:uiPriority="64" w:unhideWhenUsed="0"/>
-    <w:lsdException w:name="Medium List 1 Accent 6" w:semiHidden="0" w:uiPriority="65" w:unhideWhenUsed="0"/>
-    <w:lsdException w:name="Medium List 2 Accent 6" w:semiHidden="0" w:uiPriority="66" w:unhideWhenUsed="0"/>
-    <w:lsdException w:name="Medium Grid 1 Accent 6" w:semiHidden="0" w:uiPriority="67" w:unhideWhenUsed="0"/>
-    <w:lsdException w:name="Medium Grid 2 Accent 6" w:semiHidden="0" w:uiPriority="68" w:unhideWhenUsed="0"/>
-    <w:lsdException w:name="Medium Grid 3 Accent 6" w:semiHidden="0" w:uiPriority="69" w:unhideWhenUsed="0"/>
-    <w:lsdException w:name="Dark List Accent 6" w:semiHidden="0" w:uiPriority="70" w:unhideWhenUsed="0"/>
-    <w:lsdException w:name="Colorful Shading Accent 6" w:semiHidden="0" w:uiPriority="71" w:unhideWhenUsed="0"/>
-    <w:lsdException w:name="Colorful List Accent 6" w:semiHidden="0" w:uiPriority="72" w:unhideWhenUsed="0"/>
-    <w:lsdException w:name="Colorful Grid Accent 6" w:semiHidden="0" w:uiPriority="73" w:unhideWhenUsed="0"/>
-    <w:lsdException w:name="Subtle Emphasis" w:semiHidden="0" w:uiPriority="19" w:unhideWhenUsed="0" w:qFormat="1"/>
-    <w:lsdException w:name="Intense Emphasis" w:semiHidden="0" w:uiPriority="21" w:unhideWhenUsed="0" w:qFormat="1"/>
-    <w:lsdException w:name="Subtle Reference" w:semiHidden="0" w:uiPriority="31" w:unhideWhenUsed="0" w:qFormat="1"/>
-    <w:lsdException w:name="Intense Reference" w:semiHidden="0" w:uiPriority="32" w:unhideWhenUsed="0" w:qFormat="1"/>
-    <w:lsdException w:name="Book Title" w:semiHidden="0" w:uiPriority="33" w:unhideWhenUsed="0" w:qFormat="1"/>
-    <w:lsdException w:name="Bibliography" w:uiPriority="37"/>
-    <w:lsdException w:name="TOC Heading" w:uiPriority="39" w:qFormat="1"/>
-  </w:latentStyles>
-  <w:style w:type="paragraph" w:default="1" w:styleId="a">
-    <w:name w:val="Normal"/>
-    <w:qFormat/>
-    <w:rsid w:val="00854AD4"/>
-    <w:pPr>
-      <w:spacing w:after="0" w:line="240" w:lineRule="auto"/>
-    </w:pPr>
-    <w:rPr>
-      <w:rFonts w:ascii="Times New Roman" w:eastAsia="Times New Roman" w:hAnsi="Times New Roman" w:cs="Times New Roman"/>
-      <w:sz w:val="24"/>
-      <w:szCs w:val="24"/>
-      <w:lang w:eastAsia="ru-RU"/>
-    </w:rPr>
-  </w:style>
-  <w:style w:type="paragraph" w:styleId="2">
-    <w:name w:val="heading 2"/>
-    <w:basedOn w:val="a"/>
-    <w:next w:val="a"/>
-    <w:link w:val="21"/>
-    <w:qFormat/>
-    <w:rsid w:val="00854AD4"/>
-    <w:pPr>
-      <w:keepNext/>
-      <w:jc w:val="center"/>
-      <w:outlineLvl w:val="1"/>
-    </w:pPr>
-    <w:rPr>
-      <w:sz w:val="52"/>
-    </w:rPr>
-  </w:style>
-  <w:style w:type="character" w:default="1" w:styleId="a0">
-    <w:name w:val="Default Paragraph Font"/>
-    <w:uiPriority w:val="1"/>
-    <w:semiHidden/>
-    <w:unhideWhenUsed/>
-  </w:style>
-  <w:style w:type="table" w:default="1" w:styleId="a1">
-    <w:name w:val="Normal Table"/>
-    <w:uiPriority w:val="99"/>
-    <w:semiHidden/>
-    <w:unhideWhenUsed/>
-    <w:tblPr>
-      <w:tblInd w:w="0" w:type="dxa"/>
-      <w:tblCellMar>
-        <w:top w:w="0" w:type="dxa"/>
-        <w:left w:w="108" w:type="dxa"/>
-        <w:bottom w:w="0" w:type="dxa"/>
-        <w:right w:w="108" w:type="dxa"/>
-      </w:tblCellMar>
-    </w:tblPr>
-  </w:style>
-  <w:style w:type="numbering" w:default="1" w:styleId="a2">
-    <w:name w:val="No List"/>
-    <w:uiPriority w:val="99"/>
-    <w:semiHidden/>
-    <w:unhideWhenUsed/>
-  </w:style>
-  <w:style w:type="character" w:customStyle="1" w:styleId="20">
-    <w:name w:val="Заголовок 2 Знак"/>
-    <w:basedOn w:val="a0"/>
-    <w:uiPriority w:val="9"/>
-    <w:semiHidden/>
-    <w:rsid w:val="00854AD4"/>
-    <w:rPr>
-      <w:rFonts w:asciiTheme="majorHAnsi" w:eastAsiaTheme="majorEastAsia" w:hAnsiTheme="majorHAnsi" w:cstheme="majorBidi"/>
-      <w:b/>
-      <w:bCs/>
-      <w:color w:val="4F81BD" w:themeColor="accent1"/>
-      <w:sz w:val="26"/>
-      <w:szCs w:val="26"/>
-      <w:lang w:eastAsia="ru-RU"/>
-    </w:rPr>
-  </w:style>
-  <w:style w:type="character" w:customStyle="1" w:styleId="21">
-    <w:name w:val="Заголовок 2 Знак1"/>
-    <w:basedOn w:val="a0"/>
-    <w:link w:val="2"/>
-    <w:rsid w:val="00854AD4"/>
-    <w:rPr>
-      <w:rFonts w:ascii="Times New Roman" w:eastAsia="Times New Roman" w:hAnsi="Times New Roman" w:cs="Times New Roman"/>
-      <w:sz w:val="52"/>
-      <w:szCs w:val="24"/>
-      <w:lang w:eastAsia="ru-RU"/>
-    </w:rPr>
-  </w:style>
-</w:styles>
-</file>
-
-<file path=word/stylesWithEffects.xml><?xml version="1.0" encoding="utf-8"?>
-<w:styles xmlns:wpc="http://schemas.microsoft.com/office/word/2010/wordprocessingCanvas" xmlns:mc="http://schemas.openxmlformats.org/markup-compatibility/2006" xmlns:o="urn:schemas-microsoft-com:office:office" xmlns:r="http://schemas.openxmlformats.org/officeDocument/2006/relationships" xmlns:m="http://schemas.openxmlformats.org/officeDocument/2006/math" xmlns:v="urn:schemas-microsoft-com:vml" xmlns:wp14="http://schemas.microsoft.com/office/word/2010/wordprocessingDrawing" xmlns:wp="http://schemas.openxmlformats.org/drawingml/2006/wordprocessingDrawing" xmlns:w10="urn:schemas-microsoft-com:office:word" xmlns:w="http://schemas.openxmlformats.org/wordprocessingml/2006/main" xmlns:w14="http://schemas.microsoft.com/office/word/2010/wordml" xmlns:wpg="http://schemas.microsoft.com/office/word/2010/wordprocessingGroup" xmlns:wpi="http://schemas.microsoft.com/office/word/2010/wordprocessingInk" xmlns:wne="http://schemas.microsoft.com/office/word/2006/wordml" xmlns:wps="http://schemas.microsoft.com/office/word/2010/wordprocessingShape" mc:Ignorable="w14 wp14">
-  <w:docDefaults>
-    <w:rPrDefault>
-      <w:rPr>
-        <w:rFonts w:asciiTheme="minorHAnsi" w:eastAsiaTheme="minorHAnsi" w:hAnsiTheme="minorHAnsi" w:cstheme="minorBidi"/>
-        <w:sz w:val="22"/>
-        <w:szCs w:val="22"/>
-        <w:lang w:val="ru-RU" w:eastAsia="en-US" w:bidi="ar-SA"/>
-      </w:rPr>
-    </w:rPrDefault>
-    <w:pPrDefault>
-      <w:pPr>
-        <w:spacing w:after="200" w:line="276" w:lineRule="auto"/>
-      </w:pPr>
-    </w:pPrDefault>
-  </w:docDefaults>
-  <w:latentStyles w:defLockedState="0" w:defUIPriority="99" w:defSemiHidden="1" w:defUnhideWhenUsed="1" w:defQFormat="0" w:count="267">
-    <w:lsdException w:name="Normal" w:semiHidden="0" w:uiPriority="0" w:unhideWhenUsed="0" w:qFormat="1"/>
-    <w:lsdException w:name="heading 1" w:semiHidden="0" w:uiPriority="9" w:unhideWhenUsed="0" w:qFormat="1"/>
-    <w:lsdException w:name="heading 2" w:uiPriority="0" w:qFormat="1"/>
-    <w:lsdException w:name="heading 3" w:uiPriority="9" w:qFormat="1"/>
-    <w:lsdException w:name="heading 4" w:uiPriority="9" w:qFormat="1"/>
-    <w:lsdException w:name="heading 5" w:uiPriority="9" w:qFormat="1"/>
-    <w:lsdException w:name="heading 6" w:uiPriority="9" w:qFormat="1"/>
-    <w:lsdException w:name="heading 7" w:uiPriority="9" w:qFormat="1"/>
-    <w:lsdException w:name="heading 8" w:uiPriority="9" w:qFormat="1"/>
-    <w:lsdException w:name="heading 9" w:uiPriority="9" w:qFormat="1"/>
-    <w:lsdException w:name="toc 1" w:uiPriority="39"/>
-    <w:lsdException w:name="toc 2" w:uiPriority="39"/>
-    <w:lsdException w:name="toc 3" w:uiPriority="39"/>
-    <w:lsdException w:name="toc 4" w:uiPriority="39"/>
-    <w:lsdException w:name="toc 5" w:uiPriority="39"/>
-    <w:lsdException w:name="toc 6" w:uiPriority="39"/>
-    <w:lsdException w:name="toc 7" w:uiPriority="39"/>
-    <w:lsdException w:name="toc 8" w:uiPriority="39"/>
-    <w:lsdException w:name="toc 9" w:uiPriority="39"/>
-    <w:lsdException w:name="caption" w:uiPriority="35" w:qFormat="1"/>
-    <w:lsdException w:name="Title" w:semiHidden="0" w:uiPriority="10" w:unhideWhenUsed="0" w:qFormat="1"/>
-    <w:lsdException w:name="Default Paragraph Font" w:uiPriority="1"/>
-    <w:lsdException w:name="Subtitle" w:semiHidden="0" w:uiPriority="11" w:unhideWhenUsed="0" w:qFormat="1"/>
-    <w:lsdException w:name="Strong" w:semiHidden="0" w:uiPriority="22" w:unhideWhenUsed="0" w:qFormat="1"/>
-    <w:lsdException w:name="Emphasis" w:semiHidden="0" w:uiPriority="20" w:unhideWhenUsed="0" w:qFormat="1"/>
-    <w:lsdException w:name="Table Grid" w:semiHidden="0" w:uiPriority="59" w:unhideWhenUsed="0"/>
-    <w:lsdException w:name="Placeholder Text" w:unhideWhenUsed="0"/>
-    <w:lsdException w:name="No Spacing" w:semiHidden="0" w:uiPriority="1" w:unhideWhenUsed="0" w:qFormat="1"/>
-    <w:lsdException w:name="Light Shading" w:semiHidden="0" w:uiPriority="60" w:unhideWhenUsed="0"/>
-    <w:lsdException w:name="Light List" w:semiHidden="0" w:uiPriority="61" w:unhideWhenUsed="0"/>
-    <w:lsdException w:name="Light Grid" w:semiHidden="0" w:uiPriority="62" w:unhideWhenUsed="0"/>
-    <w:lsdException w:name="Medium Shading 1" w:semiHidden="0" w:uiPriority="63" w:unhideWhenUsed="0"/>
-    <w:lsdException w:name="Medium Shading 2" w:semiHidden="0" w:uiPriority="64" w:unhideWhenUsed="0"/>
-    <w:lsdException w:name="Medium List 1" w:semiHidden="0" w:uiPriority="65" w:unhideWhenUsed="0"/>
-    <w:lsdException w:name="Medium List 2" w:semiHidden="0" w:uiPriority="66" w:unhideWhenUsed="0"/>
-    <w:lsdException w:name="Medium Grid 1" w:semiHidden="0" w:uiPriority="67" w:unhideWhenUsed="0"/>
-    <w:lsdException w:name="Medium Grid 2" w:semiHidden="0" w:uiPriority="68" w:unhideWhenUsed="0"/>
-    <w:lsdException w:name="Medium Grid 3" w:semiHidden="0" w:uiPriority="69" w:unhideWhenUsed="0"/>
-    <w:lsdException w:name="Dark List" w:semiHidden="0" w:uiPriority="70" w:unhideWhenUsed="0"/>
-    <w:lsdException w:name="Colorful Shading" w:semiHidden="0" w:uiPriority="71" w:unhideWhenUsed="0"/>
-    <w:lsdException w:name="Colorful List" w:semiHidden="0" w:uiPriority="72" w:unhideWhenUsed="0"/>
-    <w:lsdException w:name="Colorful Grid" w:semiHidden="0" w:uiPriority="73" w:unhideWhenUsed="0"/>
-    <w:lsdException w:name="Light Shading Accent 1" w:semiHidden="0" w:uiPriority="60" w:unhideWhenUsed="0"/>
-    <w:lsdException w:name="Light List Accent 1" w:semiHidden="0" w:uiPriority="61" w:unhideWhenUsed="0"/>
-    <w:lsdException w:name="Light Grid Accent 1" w:semiHidden="0" w:uiPriority="62" w:unhideWhenUsed="0"/>
-    <w:lsdException w:name="Medium Shading 1 Accent 1" w:semiHidden="0" w:uiPriority="63" w:unhideWhenUsed="0"/>
-    <w:lsdException w:name="Medium Shading 2 Accent 1" w:semiHidden="0" w:uiPriority="64" w:unhideWhenUsed="0"/>
-    <w:lsdException w:name="Medium List 1 Accent 1" w:semiHidden="0" w:uiPriority="65" w:unhideWhenUsed="0"/>
-    <w:lsdException w:name="Revision" w:unhideWhenUsed="0"/>
-    <w:lsdException w:name="List Paragraph" w:semiHidden="0" w:uiPriority="34" w:unhideWhenUsed="0" w:qFormat="1"/>
-    <w:lsdException w:name="Quote" w:semiHidden="0" w:uiPriority="29" w:unhideWhenUsed="0" w:qFormat="1"/>
-    <w:lsdException w:name="Intense Quote" w:semiHidden="0" w:uiPriority="30" w:unhideWhenUsed="0" w:qFormat="1"/>
-    <w:lsdException w:name="Medium List 2 Accent 1" w:semiHidden="0" w:uiPriority="66" w:unhideWhenUsed="0"/>
-    <w:lsdException w:name="Medium Grid 1 Accent 1" w:semiHidden="0" w:uiPriority="67" w:unhideWhenUsed="0"/>
-    <w:lsdException w:name="Medium Grid 2 Accent 1" w:semiHidden="0" w:uiPriority="68" w:unhideWhenUsed="0"/>
-    <w:lsdException w:name="Medium Grid 3 Accent 1" w:semiHidden="0" w:uiPriority="69" w:unhideWhenUsed="0"/>
-    <w:lsdException w:name="Dark List Accent 1" w:semiHidden="0" w:uiPriority="70" w:unhideWhenUsed="0"/>
-    <w:lsdException w:name="Colorful Shading Accent 1" w:semiHidden="0" w:uiPriority="71" w:unhideWhenUsed="0"/>
-    <w:lsdException w:name="Colorful List Accent 1" w:semiHidden="0" w:uiPriority="72" w:unhideWhenUsed="0"/>
-    <w:lsdException w:name="Colorful Grid Accent 1" w:semiHidden="0" w:uiPriority="73" w:unhideWhenUsed="0"/>
-    <w:lsdException w:name="Light Shading Accent 2" w:semiHidden="0" w:uiPriority="60" w:unhideWhenUsed="0"/>
-    <w:lsdException w:name="Light List Accent 2" w:semiHidden="0" w:uiPriority="61" w:unhideWhenUsed="0"/>
-    <w:lsdException w:name="Light Grid Accent 2" w:semiHidden="0" w:uiPriority="62" w:unhideWhenUsed="0"/>
-    <w:lsdException w:name="Medium Shading 1 Accent 2" w:semiHidden="0" w:uiPriority="63" w:unhideWhenUsed="0"/>
-    <w:lsdException w:name="Medium Shading 2 Accent 2" w:semiHidden="0" w:uiPriority="64" w:unhideWhenUsed="0"/>
-    <w:lsdException w:name="Medium List 1 Accent 2" w:semiHidden="0" w:uiPriority="65" w:unhideWhenUsed="0"/>
-    <w:lsdException w:name="Medium List 2 Accent 2" w:semiHidden="0" w:uiPriority="66" w:unhideWhenUsed="0"/>
-    <w:lsdException w:name="Medium Grid 1 Accent 2" w:semiHidden="0" w:uiPriority="67" w:unhideWhenUsed="0"/>
-    <w:lsdException w:name="Medium Grid 2 Accent 2" w:semiHidden="0" w:uiPriority="68" w:unhideWhenUsed="0"/>
-    <w:lsdException w:name="Medium Grid 3 Accent 2" w:semiHidden="0" w:uiPriority="69" w:unhideWhenUsed="0"/>
-    <w:lsdException w:name="Dark List Accent 2" w:semiHidden="0" w:uiPriority="70" w:unhideWhenUsed="0"/>
-    <w:lsdException w:name="Colorful Shading Accent 2" w:semiHidden="0" w:uiPriority="71" w:unhideWhenUsed="0"/>
-    <w:lsdException w:name="Colorful List Accent 2" w:semiHidden="0" w:uiPriority="72" w:unhideWhenUsed="0"/>
-    <w:lsdException w:name="Colorful Grid Accent 2" w:semiHidden="0" w:uiPriority="73" w:unhideWhenUsed="0"/>
-    <w:lsdException w:name="Light Shading Accent 3" w:semiHidden="0" w:uiPriority="60" w:unhideWhenUsed="0"/>
-    <w:lsdException w:name="Light List Accent 3" w:semiHidden="0" w:uiPriority="61" w:unhideWhenUsed="0"/>
-    <w:lsdException w:name="Light Grid Accent 3" w:semiHidden="0" w:uiPriority="62" w:unhideWhenUsed="0"/>
-    <w:lsdException w:name="Medium Shading 1 Accent 3" w:semiHidden="0" w:uiPriority="63" w:unhideWhenUsed="0"/>
-    <w:lsdException w:name="Medium Shading 2 Accent 3" w:semiHidden="0" w:uiPriority="64" w:unhideWhenUsed="0"/>
-    <w:lsdException w:name="Medium List 1 Accent 3" w:semiHidden="0" w:uiPriority="65" w:unhideWhenUsed="0"/>
-    <w:lsdException w:name="Medium List 2 Accent 3" w:semiHidden="0" w:uiPriority="66" w:unhideWhenUsed="0"/>
-    <w:lsdException w:name="Medium Grid 1 Accent 3" w:semiHidden="0" w:uiPriority="67" w:unhideWhenUsed="0"/>
-    <w:lsdException w:name="Medium Grid 2 Accent 3" w:semiHidden="0" w:uiPriority="68" w:unhideWhenUsed="0"/>
-    <w:lsdException w:name="Medium Grid 3 Accent 3" w:semiHidden="0" w:uiPriority="69" w:unhideWhenUsed="0"/>
-    <w:lsdException w:name="Dark List Accent 3" w:semiHidden="0" w:uiPriority="70" w:unhideWhenUsed="0"/>
-    <w:lsdException w:name="Colorful Shading Accent 3" w:semiHidden="0" w:uiPriority="71" w:unhideWhenUsed="0"/>
-    <w:lsdException w:name="Colorful List Accent 3" w:semiHidden="0" w:uiPriority="72" w:unhideWhenUsed="0"/>
-    <w:lsdException w:name="Colorful Grid Accent 3" w:semiHidden="0" w:uiPriority="73" w:unhideWhenUsed="0"/>
-    <w:lsdException w:name="Light Shading Accent 4" w:semiHidden="0" w:uiPriority="60" w:unhideWhenUsed="0"/>
-    <w:lsdException w:name="Light List Accent 4" w:semiHidden="0" w:uiPriority="61" w:unhideWhenUsed="0"/>
-    <w:lsdException w:name="Light Grid Accent 4" w:semiHidden="0" w:uiPriority="62" w:unhideWhenUsed="0"/>
-    <w:lsdException w:name="Medium Shading 1 Accent 4" w:semiHidden="0" w:uiPriority="63" w:unhideWhenUsed="0"/>
-    <w:lsdException w:name="Medium Shading 2 Accent 4" w:semiHidden="0" w:uiPriority="64" w:unhideWhenUsed="0"/>
-    <w:lsdException w:name="Medium List 1 Accent 4" w:semiHidden="0" w:uiPriority="65" w:unhideWhenUsed="0"/>
-    <w:lsdException w:name="Medium List 2 Accent 4" w:semiHidden="0" w:uiPriority="66" w:unhideWhenUsed="0"/>
-    <w:lsdException w:name="Medium Grid 1 Accent 4" w:semiHidden="0" w:uiPriority="67" w:unhideWhenUsed="0"/>
-    <w:lsdException w:name="Medium Grid 2 Accent 4" w:semiHidden="0" w:uiPriority="68" w:unhideWhenUsed="0"/>
-    <w:lsdException w:name="Medium Grid 3 Accent 4" w:semiHidden="0" w:uiPriority="69" w:unhideWhenUsed="0"/>
-    <w:lsdException w:name="Dark List Accent 4" w:semiHidden="0" w:uiPriority="70" w:unhideWhenUsed="0"/>
-    <w:lsdException w:name="Colorful Shading Accent 4" w:semiHidden="0" w:uiPriority="71" w:unhideWhenUsed="0"/>
-    <w:lsdException w:name="Colorful List Accent 4" w:semiHidden="0" w:uiPriority="72" w:unhideWhenUsed="0"/>
-    <w:lsdException w:name="Colorful Grid Accent 4" w:semiHidden="0" w:uiPriority="73" w:unhideWhenUsed="0"/>
-    <w:lsdException w:name="Light Shading Accent 5" w:semiHidden="0" w:uiPriority="60" w:unhideWhenUsed="0"/>
-    <w:lsdException w:name="Light List Accent 5" w:semiHidden="0" w:uiPriority="61" w:unhideWhenUsed="0"/>
-    <w:lsdException w:name="Light Grid Accent 5" w:semiHidden="0" w:uiPriority="62" w:unhideWhenUsed="0"/>
-    <w:lsdException w:name="Medium Shading 1 Accent 5" w:semiHidden="0" w:uiPriority="63" w:unhideWhenUsed="0"/>
-    <w:lsdException w:name="Medium Shading 2 Accent 5" w:semiHidden="0" w:uiPriority="64" w:unhideWhenUsed="0"/>
-    <w:lsdException w:name="Medium List 1 Accent 5" w:semiHidden="0" w:uiPriority="65" w:unhideWhenUsed="0"/>
-    <w:lsdException w:name="Medium List 2 Accent 5" w:semiHidden="0" w:uiPriority="66" w:unhideWhenUsed="0"/>
-    <w:lsdException w:name="Medium Grid 1 Accent 5" w:semiHidden="0" w:uiPriority="67" w:unhideWhenUsed="0"/>
-    <w:lsdException w:name="Medium Grid 2 Accent 5" w:semiHidden="0" w:uiPriority="68" w:unhideWhenUsed="0"/>
-    <w:lsdException w:name="Medium Grid 3 Accent 5" w:semiHidden="0" w:uiPriority="69" w:unhideWhenUsed="0"/>
-    <w:lsdException w:name="Dark List Accent 5" w:semiHidden="0" w:uiPriority="70" w:unhideWhenUsed="0"/>
-    <w:lsdException w:name="Colorful Shading Accent 5" w:semiHidden="0" w:uiPriority="71" w:unhideWhenUsed="0"/>
-    <w:lsdException w:name="Colorful List Accent 5" w:semiHidden="0" w:uiPriority="72" w:unhideWhenUsed="0"/>
-    <w:lsdException w:name="Colorful Grid Accent 5" w:semiHidden="0" w:uiPriority="73" w:unhideWhenUsed="0"/>
-    <w:lsdException w:name="Light Shading Accent 6" w:semiHidden="0" w:uiPriority="60" w:unhideWhenUsed="0"/>
-    <w:lsdException w:name="Light List Accent 6" w:semiHidden="0" w:uiPriority="61" w:unhideWhenUsed="0"/>
-    <w:lsdException w:name="Light Grid Accent 6" w:semiHidden="0" w:uiPriority="62" w:unhideWhenUsed="0"/>
-    <w:lsdException w:name="Medium Shading 1 Accent 6" w:semiHidden="0" w:uiPriority="63" w:unhideWhenUsed="0"/>
-    <w:lsdException w:name="Medium Shading 2 Accent 6" w:semiHidden="0" w:uiPriority="64" w:unhideWhenUsed="0"/>
-    <w:lsdException w:name="Medium List 1 Accent 6" w:semiHidden="0" w:uiPriority="65" w:unhideWhenUsed="0"/>
-    <w:lsdException w:name="Medium List 2 Accent 6" w:semiHidden="0" w:uiPriority="66" w:unhideWhenUsed="0"/>
-    <w:lsdException w:name="Medium Grid 1 Accent 6" w:semiHidden="0" w:uiPriority="67" w:unhideWhenUsed="0"/>
-    <w:lsdException w:name="Medium Grid 2 Accent 6" w:semiHidden="0" w:uiPriority="68" w:unhideWhenUsed="0"/>
-    <w:lsdException w:name="Medium Grid 3 Accent 6" w:semiHidden="0" w:uiPriority="69" w:unhideWhenUsed="0"/>
-    <w:lsdException w:name="Dark List Accent 6" w:semiHidden="0" w:uiPriority="70" w:unhideWhenUsed="0"/>
-    <w:lsdException w:name="Colorful Shading Accent 6" w:semiHidden="0" w:uiPriority="71" w:unhideWhenUsed="0"/>
-    <w:lsdException w:name="Colorful List Accent 6" w:semiHidden="0" w:uiPriority="72" w:unhideWhenUsed="0"/>
-    <w:lsdException w:name="Colorful Grid Accent 6" w:semiHidden="0" w:uiPriority="73" w:unhideWhenUsed="0"/>
-    <w:lsdException w:name="Subtle Emphasis" w:semiHidden="0" w:uiPriority="19" w:unhideWhenUsed="0" w:qFormat="1"/>
-    <w:lsdException w:name="Intense Emphasis" w:semiHidden="0" w:uiPriority="21" w:unhideWhenUsed="0" w:qFormat="1"/>
-    <w:lsdException w:name="Subtle Reference" w:semiHidden="0" w:uiPriority="31" w:unhideWhenUsed="0" w:qFormat="1"/>
-    <w:lsdException w:name="Intense Reference" w:semiHidden="0" w:uiPriority="32" w:unhideWhenUsed="0" w:qFormat="1"/>
-    <w:lsdException w:name="Book Title" w:semiHidden="0" w:uiPriority="33" w:unhideWhenUsed="0" w:qFormat="1"/>
-    <w:lsdException w:name="Bibliography" w:uiPriority="37"/>
-    <w:lsdException w:name="TOC Heading" w:uiPriority="39" w:qFormat="1"/>
+  <w:latentStyles w:defLockedState="0" w:defUIPriority="99" w:defSemiHidden="0" w:defUnhideWhenUsed="0" w:defQFormat="0" w:count="376">
+    <w:lsdException w:name="Normal" w:uiPriority="0" w:qFormat="1"/>
+    <w:lsdException w:name="heading 1" w:uiPriority="9" w:qFormat="1"/>
+    <w:lsdException w:name="heading 2" w:semiHidden="1" w:uiPriority="0" w:unhideWhenUsed="1" w:qFormat="1"/>
+    <w:lsdException w:name="heading 3" w:semiHidden="1" w:uiPriority="9" w:unhideWhenUsed="1" w:qFormat="1"/>
+    <w:lsdException w:name="heading 4" w:semiHidden="1" w:uiPriority="9" w:unhideWhenUsed="1" w:qFormat="1"/>
+    <w:lsdException w:name="heading 5" w:semiHidden="1" w:uiPriority="9" w:unhideWhenUsed="1" w:qFormat="1"/>
+    <w:lsdException w:name="heading 6" w:semiHidden="1" w:uiPriority="9" w:unhideWhenUsed="1" w:qFormat="1"/>
+    <w:lsdException w:name="heading 7" w:semiHidden="1" w:uiPriority="9" w:unhideWhenUsed="1" w:qFormat="1"/>
+    <w:lsdException w:name="heading 8" w:semiHidden="1" w:uiPriority="9" w:unhideWhenUsed="1" w:qFormat="1"/>
+    <w:lsdException w:name="heading 9" w:semiHidden="1" w:uiPriority="9" w:unhideWhenUsed="1" w:qFormat="1"/>
+    <w:lsdException w:name="index 1" w:semiHidden="1" w:unhideWhenUsed="1"/>
+    <w:lsdException w:name="index 2" w:semiHidden="1" w:unhideWhenUsed="1"/>
+    <w:lsdException w:name="index 3" w:semiHidden="1" w:unhideWhenUsed="1"/>
+    <w:lsdException w:name="index 4" w:semiHidden="1" w:unhideWhenUsed="1"/>
+    <w:lsdException w:name="index 5" w:semiHidden="1" w:unhideWhenUsed="1"/>
+    <w:lsdException w:name="index 6" w:semiHidden="1" w:unhideWhenUsed="1"/>
+    <w:lsdException w:name="index 7" w:semiHidden="1" w:unhideWhenUsed="1"/>
+    <w:lsdException w:name="index 8" w:semiHidden="1" w:unhideWhenUsed="1"/>
+    <w:lsdException w:name="index 9" w:semiHidden="1" w:unhideWhenUsed="1"/>
+    <w:lsdException w:name="toc 1" w:semiHidden="1" w:uiPriority="39" w:unhideWhenUsed="1"/>
+    <w:lsdException w:name="toc 2" w:semiHidden="1" w:uiPriority="39" w:unhideWhenUsed="1"/>
+    <w:lsdException w:name="toc 3" w:semiHidden="1" w:uiPriority="39" w:unhideWhenUsed="1"/>
+    <w:lsdException w:name="toc 4" w:semiHidden="1" w:uiPriority="39" w:unhideWhenUsed="1"/>
+    <w:lsdException w:name="toc 5" w:semiHidden="1" w:uiPriority="39" w:unhideWhenUsed="1"/>
+    <w:lsdException w:name="toc 6" w:semiHidden="1" w:uiPriority="39" w:unhideWhenUsed="1"/>
+    <w:lsdException w:name="toc 7" w:semiHidden="1" w:uiPriority="39" w:unhideWhenUsed="1"/>
+    <w:lsdException w:name="toc 8" w:semiHidden="1" w:uiPriority="39" w:unhideWhenUsed="1"/>
+    <w:lsdException w:name="toc 9" w:semiHidden="1" w:uiPriority="39" w:unhideWhenUsed="1"/>
+    <w:lsdException w:name="Normal Indent" w:semiHidden="1" w:unhideWhenUsed="1"/>
+    <w:lsdException w:name="footnote text" w:semiHidden="1" w:unhideWhenUsed="1"/>
+    <w:lsdException w:name="annotation text" w:semiHidden="1" w:unhideWhenUsed="1"/>
+    <w:lsdException w:name="header" w:semiHidden="1" w:unhideWhenUsed="1"/>
+    <w:lsdException w:name="footer" w:semiHidden="1" w:unhideWhenUsed="1"/>
+    <w:lsdException w:name="index heading" w:semiHidden="1" w:unhideWhenUsed="1"/>
+    <w:lsdException w:name="caption" w:semiHidden="1" w:uiPriority="35" w:unhideWhenUsed="1" w:qFormat="1"/>
+    <w:lsdException w:name="table of figures" w:semiHidden="1" w:unhideWhenUsed="1"/>
+    <w:lsdException w:name="envelope address" w:semiHidden="1" w:unhideWhenUsed="1"/>
+    <w:lsdException w:name="envelope return" w:semiHidden="1" w:unhideWhenUsed="1"/>
+    <w:lsdException w:name="footnote reference" w:semiHidden="1" w:unhideWhenUsed="1"/>
+    <w:lsdException w:name="annotation reference" w:semiHidden="1" w:unhideWhenUsed="1"/>
+    <w:lsdException w:name="line number" w:semiHidden="1" w:unhideWhenUsed="1"/>
+    <w:lsdException w:name="page number" w:semiHidden="1" w:unhideWhenUsed="1"/>
+    <w:lsdException w:name="endnote reference" w:semiHidden="1" w:unhideWhenUsed="1"/>
+    <w:lsdException w:name="endnote text" w:semiHidden="1" w:unhideWhenUsed="1"/>
+    <w:lsdException w:name="table of authorities" w:semiHidden="1" w:unhideWhenUsed="1"/>
+    <w:lsdException w:name="macro" w:semiHidden="1" w:unhideWhenUsed="1"/>
+    <w:lsdException w:name="toa heading" w:semiHidden="1" w:unhideWhenUsed="1"/>
+    <w:lsdException w:name="List" w:semiHidden="1" w:unhideWhenUsed="1"/>
+    <w:lsdException w:name="List Bullet" w:semiHidden="1" w:unhideWhenUsed="1"/>
+    <w:lsdException w:name="List Number" w:semiHidden="1" w:unhideWhenUsed="1"/>
+    <w:lsdException w:name="List 2" w:semiHidden="1" w:unhideWhenUsed="1"/>
+    <w:lsdException w:name="List 3" w:semiHidden="1" w:unhideWhenUsed="1"/>
+    <w:lsdException w:name="List 4" w:semiHidden="1" w:unhideWhenUsed="1"/>
+    <w:lsdException w:name="List 5" w:semiHidden="1" w:unhideWhenUsed="1"/>
+    <w:lsdException w:name="List Bullet 2" w:semiHidden="1" w:unhideWhenUsed="1"/>
+    <w:lsdException w:name="List Bullet 3" w:semiHidden="1" w:unhideWhenUsed="1"/>
+    <w:lsdException w:name="List Bullet 4" w:semiHidden="1" w:unhideWhenUsed="1"/>
+    <w:lsdException w:name="List Bullet 5" w:semiHidden="1" w:unhideWhenUsed="1"/>
+    <w:lsdException w:name="List Number 2" w:semiHidden="1" w:unhideWhenUsed="1"/>
+    <w:lsdException w:name="List Number 3" w:semiHidden="1" w:unhideWhenUsed="1"/>
+    <w:lsdException w:name="List Number 4" w:semiHidden="1" w:unhideWhenUsed="1"/>
+    <w:lsdException w:name="List Number 5" w:semiHidden="1" w:unhideWhenUsed="1"/>
+    <w:lsdException w:name="Title" w:uiPriority="10" w:qFormat="1"/>
+    <w:lsdException w:name="Closing" w:semiHidden="1" w:unhideWhenUsed="1"/>
+    <w:lsdException w:name="Signature" w:semiHidden="1" w:unhideWhenUsed="1"/>
+    <w:lsdException w:name="Default Paragraph Font" w:semiHidden="1" w:uiPriority="1" w:unhideWhenUsed="1"/>
+    <w:lsdException w:name="Body Text" w:semiHidden="1" w:unhideWhenUsed="1"/>
+    <w:lsdException w:name="Body Text Indent" w:semiHidden="1" w:unhideWhenUsed="1"/>
+    <w:lsdException w:name="List Continue" w:semiHidden="1" w:unhideWhenUsed="1"/>
+    <w:lsdException w:name="List Continue 2" w:semiHidden="1" w:unhideWhenUsed="1"/>
+    <w:lsdException w:name="List Continue 3" w:semiHidden="1" w:unhideWhenUsed="1"/>
+    <w:lsdException w:name="List Continue 4" w:semiHidden="1" w:unhideWhenUsed="1"/>
+    <w:lsdException w:name="List Continue 5" w:semiHidden="1" w:unhideWhenUsed="1"/>
+    <w:lsdException w:name="Message Header" w:semiHidden="1" w:unhideWhenUsed="1"/>
+    <w:lsdException w:name="Subtitle" w:uiPriority="11" w:qFormat="1"/>
+    <w:lsdException w:name="Salutation" w:semiHidden="1" w:unhideWhenUsed="1"/>
+    <w:lsdException w:name="Date" w:semiHidden="1" w:unhideWhenUsed="1"/>
+    <w:lsdException w:name="Body Text First Indent" w:semiHidden="1" w:unhideWhenUsed="1"/>
+    <w:lsdException w:name="Body Text First Indent 2" w:semiHidden="1" w:unhideWhenUsed="1"/>
+    <w:lsdException w:name="Note Heading" w:semiHidden="1" w:unhideWhenUsed="1"/>
+    <w:lsdException w:name="Body Text 2" w:semiHidden="1" w:unhideWhenUsed="1"/>
+    <w:lsdException w:name="Body Text 3" w:semiHidden="1" w:unhideWhenUsed="1"/>
+    <w:lsdException w:name="Body Text Indent 2" w:semiHidden="1" w:unhideWhenUsed="1"/>
+    <w:lsdException w:name="Body Text Indent 3" w:semiHidden="1" w:unhideWhenUsed="1"/>
+    <w:lsdException w:name="Block Text" w:semiHidden="1" w:unhideWhenUsed="1"/>
+    <w:lsdException w:name="Hyperlink" w:semiHidden="1" w:unhideWhenUsed="1"/>
+    <w:lsdException w:name="FollowedHyperlink" w:semiHidden="1" w:unhideWhenUsed="1"/>
+    <w:lsdException w:name="Strong" w:uiPriority="22" w:qFormat="1"/>
+    <w:lsdException w:name="Emphasis" w:uiPriority="20" w:qFormat="1"/>
+    <w:lsdException w:name="Document Map" w:semiHidden="1" w:unhideWhenUsed="1"/>
+    <w:lsdException w:name="Plain Text" w:semiHidden="1" w:unhideWhenUsed="1"/>
+    <w:lsdException w:name="E-mail Signature" w:semiHidden="1" w:unhideWhenUsed="1"/>
+    <w:lsdException w:name="HTML Top of Form" w:semiHidden="1" w:unhideWhenUsed="1"/>
+    <w:lsdException w:name="HTML Bottom of Form" w:semiHidden="1" w:unhideWhenUsed="1"/>
+    <w:lsdException w:name="Normal (Web)" w:semiHidden="1" w:unhideWhenUsed="1"/>
+    <w:lsdException w:name="HTML Acronym" w:semiHidden="1" w:unhideWhenUsed="1"/>
+    <w:lsdException w:name="HTML Address" w:semiHidden="1" w:unhideWhenUsed="1"/>
+    <w:lsdException w:name="HTML Cite" w:semiHidden="1" w:unhideWhenUsed="1"/>
+    <w:lsdException w:name="HTML Code" w:semiHidden="1" w:unhideWhenUsed="1"/>
+    <w:lsdException w:name="HTML Definition" w:semiHidden="1" w:unhideWhenUsed="1"/>
+    <w:lsdException w:name="HTML Keyboard" w:semiHidden="1" w:unhideWhenUsed="1"/>
+    <w:lsdException w:name="HTML Preformatted" w:semiHidden="1" w:unhideWhenUsed="1"/>
+    <w:lsdException w:name="HTML Sample" w:semiHidden="1" w:unhideWhenUsed="1"/>
+    <w:lsdException w:name="HTML Typewriter" w:semiHidden="1" w:unhideWhenUsed="1"/>
+    <w:lsdException w:name="HTML Variable" w:semiHidden="1" w:unhideWhenUsed="1"/>
+    <w:lsdException w:name="Normal Table" w:semiHidden="1" w:unhideWhenUsed="1"/>
+    <w:lsdException w:name="annotation subject" w:semiHidden="1" w:unhideWhenUsed="1"/>
+    <w:lsdException w:name="No List" w:semiHidden="1" w:unhideWhenUsed="1"/>
+    <w:lsdException w:name="Outline List 1" w:semiHidden="1" w:unhideWhenUsed="1"/>
+    <w:lsdException w:name="Outline List 2" w:semiHidden="1" w:unhideWhenUsed="1"/>
+    <w:lsdException w:name="Outline List 3" w:semiHidden="1" w:unhideWhenUsed="1"/>
+    <w:lsdException w:name="Table Simple 1" w:semiHidden="1" w:unhideWhenUsed="1"/>
+    <w:lsdException w:name="Table Simple 2" w:semiHidden="1" w:unhideWhenUsed="1"/>
+    <w:lsdException w:name="Table Simple 3" w:semiHidden="1" w:unhideWhenUsed="1"/>
+    <w:lsdException w:name="Table Classic 1" w:semiHidden="1" w:unhideWhenUsed="1"/>
+    <w:lsdException w:name="Table Classic 2" w:semiHidden="1" w:unhideWhenUsed="1"/>
+    <w:lsdException w:name="Table Classic 3" w:semiHidden="1" w:unhideWhenUsed="1"/>
+    <w:lsdException w:name="Table Classic 4" w:semiHidden="1" w:unhideWhenUsed="1"/>
+    <w:lsdException w:name="Table Colorful 1" w:semiHidden="1" w:unhideWhenUsed="1"/>
+    <w:lsdException w:name="Table Colorful 2" w:semiHidden="1" w:unhideWhenUsed="1"/>
+    <w:lsdException w:name="Table Colorful 3" w:semiHidden="1" w:unhideWhenUsed="1"/>
+    <w:lsdException w:name="Table Columns 1" w:semiHidden="1" w:unhideWhenUsed="1"/>
+    <w:lsdException w:name="Table Columns 2" w:semiHidden="1" w:unhideWhenUsed="1"/>
+    <w:lsdException w:name="Table Columns 3" w:semiHidden="1" w:unhideWhenUsed="1"/>
+    <w:lsdException w:name="Table Columns 4" w:semiHidden="1" w:unhideWhenUsed="1"/>
+    <w:lsdException w:name="Table Columns 5" w:semiHidden="1" w:unhideWhenUsed="1"/>
+    <w:lsdException w:name="Table Grid 1" w:semiHidden="1" w:unhideWhenUsed="1"/>
+    <w:lsdException w:name="Table Grid 2" w:semiHidden="1" w:unhideWhenUsed="1"/>
+    <w:lsdException w:name="Table Grid 3" w:semiHidden="1" w:unhideWhenUsed="1"/>
+    <w:lsdException w:name="Table Grid 4" w:semiHidden="1" w:unhideWhenUsed="1"/>
+    <w:lsdException w:name="Table Grid 5" w:semiHidden="1" w:unhideWhenUsed="1"/>
+    <w:lsdException w:name="Table Grid 6" w:semiHidden="1" w:unhideWhenUsed="1"/>
+    <w:lsdException w:name="Table Grid 7" w:semiHidden="1" w:unhideWhenUsed="1"/>
+    <w:lsdException w:name="Table Grid 8" w:semiHidden="1" w:unhideWhenUsed="1"/>
+    <w:lsdException w:name="Table List 1" w:semiHidden="1" w:unhideWhenUsed="1"/>
+    <w:lsdException w:name="Table List 2" w:semiHidden="1" w:unhideWhenUsed="1"/>
+    <w:lsdException w:name="Table List 3" w:semiHidden="1" w:unhideWhenUsed="1"/>
+    <w:lsdException w:name="Table List 4" w:semiHidden="1" w:unhideWhenUsed="1"/>
+    <w:lsdException w:name="Table List 5" w:semiHidden="1" w:unhideWhenUsed="1"/>
+    <w:lsdException w:name="Table List 6" w:semiHidden="1" w:unhideWhenUsed="1"/>
+    <w:lsdException w:name="Table List 7" w:semiHidden="1" w:unhideWhenUsed="1"/>
+    <w:lsdException w:name="Table List 8" w:semiHidden="1" w:unhideWhenUsed="1"/>
+    <w:lsdException w:name="Table 3D effects 1" w:semiHidden="1" w:unhideWhenUsed="1"/>
+    <w:lsdException w:name="Table 3D effects 2" w:semiHidden="1" w:unhideWhenUsed="1"/>
+    <w:lsdException w:name="Table 3D effects 3" w:semiHidden="1" w:unhideWhenUsed="1"/>
+    <w:lsdException w:name="Table Contemporary" w:semiHidden="1" w:unhideWhenUsed="1"/>
+    <w:lsdException w:name="Table Elegant" w:semiHidden="1" w:unhideWhenUsed="1"/>
+    <w:lsdException w:name="Table Professional" w:semiHidden="1" w:unhideWhenUsed="1"/>
+    <w:lsdException w:name="Table Subtle 1" w:semiHidden="1" w:unhideWhenUsed="1"/>
+    <w:lsdException w:name="Table Subtle 2" w:semiHidden="1" w:unhideWhenUsed="1"/>
+    <w:lsdException w:name="Table Web 1" w:semiHidden="1" w:unhideWhenUsed="1"/>
+    <w:lsdException w:name="Table Web 2" w:semiHidden="1" w:unhideWhenUsed="1"/>
+    <w:lsdException w:name="Table Web 3" w:semiHidden="1" w:unhideWhenUsed="1"/>
+    <w:lsdException w:name="Balloon Text" w:semiHidden="1" w:unhideWhenUsed="1"/>
+    <w:lsdException w:name="Table Grid" w:semiHidden="1" w:uiPriority="59" w:unhideWhenUsed="1"/>
+    <w:lsdException w:name="Table Theme" w:semiHidden="1" w:unhideWhenUsed="1"/>
+    <w:lsdException w:name="Placeholder Text" w:semiHidden="1"/>
+    <w:lsdException w:name="No Spacing" w:uiPriority="1" w:qFormat="1"/>
+    <w:lsdException w:name="Light Shading" w:uiPriority="60"/>
+    <w:lsdException w:name="Light List" w:uiPriority="61"/>
+    <w:lsdException w:name="Light Grid" w:uiPriority="62"/>
+    <w:lsdException w:name="Medium Shading 1" w:uiPriority="63"/>
+    <w:lsdException w:name="Medium Shading 2" w:uiPriority="64"/>
+    <w:lsdException w:name="Medium List 1" w:uiPriority="65"/>
+    <w:lsdException w:name="Medium List 2" w:uiPriority="66"/>
+    <w:lsdException w:name="Medium Grid 1" w:uiPriority="67"/>
+    <w:lsdException w:name="Medium Grid 2" w:uiPriority="68"/>
+    <w:lsdException w:name="Medium Grid 3" w:uiPriority="69"/>
+    <w:lsdException w:name="Dark List" w:uiPriority="70"/>
+    <w:lsdException w:name="Colorful Shading" w:uiPriority="71"/>
+    <w:lsdException w:name="Colorful List" w:uiPriority="72"/>
+    <w:lsdException w:name="Colorful Grid" w:uiPriority="73"/>
+    <w:lsdException w:name="Light Shading Accent 1" w:uiPriority="60"/>
+    <w:lsdException w:name="Light List Accent 1" w:uiPriority="61"/>
+    <w:lsdException w:name="Light Grid Accent 1" w:uiPriority="62"/>
+    <w:lsdException w:name="Medium Shading 1 Accent 1" w:uiPriority="63"/>
+    <w:lsdException w:name="Medium Shading 2 Accent 1" w:uiPriority="64"/>
+    <w:lsdException w:name="Medium List 1 Accent 1" w:uiPriority="65"/>
+    <w:lsdException w:name="Revision" w:semiHidden="1"/>
+    <w:lsdException w:name="List Paragraph" w:uiPriority="34" w:qFormat="1"/>
+    <w:lsdException w:name="Quote" w:uiPriority="29" w:qFormat="1"/>
+    <w:lsdException w:name="Intense Quote" w:uiPriority="30" w:qFormat="1"/>
+    <w:lsdException w:name="Medium List 2 Accent 1" w:uiPriority="66"/>
+    <w:lsdException w:name="Medium Grid 1 Accent 1" w:uiPriority="67"/>
+    <w:lsdException w:name="Medium Grid 2 Accent 1" w:uiPriority="68"/>
+    <w:lsdException w:name="Medium Grid 3 Accent 1" w:uiPriority="69"/>
+    <w:lsdException w:name="Dark List Accent 1" w:uiPriority="70"/>
+    <w:lsdException w:name="Colorful Shading Accent 1" w:uiPriority="71"/>
+    <w:lsdException w:name="Colorful List Accent 1" w:uiPriority="72"/>
+    <w:lsdException w:name="Colorful Grid Accent 1" w:uiPriority="73"/>
+    <w:lsdException w:name="Light Shading Accent 2" w:uiPriority="60"/>
+    <w:lsdException w:name="Light List Accent 2" w:uiPriority="61"/>
+    <w:lsdException w:name="Light Grid Accent 2" w:uiPriority="62"/>
+    <w:lsdException w:name="Medium Shading 1 Accent 2" w:uiPriority="63"/>
+    <w:lsdException w:name="Medium Shading 2 Accent 2" w:uiPriority="64"/>
+    <w:lsdException w:name="Medium List 1 Accent 2" w:uiPriority="65"/>
+    <w:lsdException w:name="Medium List 2 Accent 2" w:uiPriority="66"/>
+    <w:lsdException w:name="Medium Grid 1 Accent 2" w:uiPriority="67"/>
+    <w:lsdException w:name="Medium Grid 2 Accent 2" w:uiPriority="68"/>
+    <w:lsdException w:name="Medium Grid 3 Accent 2" w:uiPriority="69"/>
+    <w:lsdException w:name="Dark List Accent 2" w:uiPriority="70"/>
+    <w:lsdException w:name="Colorful Shading Accent 2" w:uiPriority="71"/>
+    <w:lsdException w:name="Colorful List Accent 2" w:uiPriority="72"/>
+    <w:lsdException w:name="Colorful Grid Accent 2" w:uiPriority="73"/>
+    <w:lsdException w:name="Light Shading Accent 3" w:uiPriority="60"/>
+    <w:lsdException w:name="Light List Accent 3" w:uiPriority="61"/>
+    <w:lsdException w:name="Light Grid Accent 3" w:uiPriority="62"/>
+    <w:lsdException w:name="Medium Shading 1 Accent 3" w:uiPriority="63"/>
+    <w:lsdException w:name="Medium Shading 2 Accent 3" w:uiPriority="64"/>
+    <w:lsdException w:name="Medium List 1 Accent 3" w:uiPriority="65"/>
+    <w:lsdException w:name="Medium List 2 Accent 3" w:uiPriority="66"/>
+    <w:lsdException w:name="Medium Grid 1 Accent 3" w:uiPriority="67"/>
+    <w:lsdException w:name="Medium Grid 2 Accent 3" w:uiPriority="68"/>
+    <w:lsdException w:name="Medium Grid 3 Accent 3" w:uiPriority="69"/>
+    <w:lsdException w:name="Dark List Accent 3" w:uiPriority="70"/>
+    <w:lsdException w:name="Colorful Shading Accent 3" w:uiPriority="71"/>
+    <w:lsdException w:name="Colorful List Accent 3" w:uiPriority="72"/>
+    <w:lsdException w:name="Colorful Grid Accent 3" w:uiPriority="73"/>
+    <w:lsdException w:name="Light Shading Accent 4" w:uiPriority="60"/>
+    <w:lsdException w:name="Light List Accent 4" w:uiPriority="61"/>
+    <w:lsdException w:name="Light Grid Accent 4" w:uiPriority="62"/>
+    <w:lsdException w:name="Medium Shading 1 Accent 4" w:uiPriority="63"/>
+    <w:lsdException w:name="Medium Shading 2 Accent 4" w:uiPriority="64"/>
+    <w:lsdException w:name="Medium List 1 Accent 4" w:uiPriority="65"/>
+    <w:lsdException w:name="Medium List 2 Accent 4" w:uiPriority="66"/>
+    <w:lsdException w:name="Medium Grid 1 Accent 4" w:uiPriority="67"/>
+    <w:lsdException w:name="Medium Grid 2 Accent 4" w:uiPriority="68"/>
+    <w:lsdException w:name="Medium Grid 3 Accent 4" w:uiPriority="69"/>
+    <w:lsdException w:name="Dark List Accent 4" w:uiPriority="70"/>
+    <w:lsdException w:name="Colorful Shading Accent 4" w:uiPriority="71"/>
+    <w:lsdException w:name="Colorful List Accent 4" w:uiPriority="72"/>
+    <w:lsdException w:name="Colorful Grid Accent 4" w:uiPriority="73"/>
+    <w:lsdException w:name="Light Shading Accent 5" w:uiPriority="60"/>
+    <w:lsdException w:name="Light List Accent 5" w:uiPriority="61"/>
+    <w:lsdException w:name="Light Grid Accent 5" w:uiPriority="62"/>
+    <w:lsdException w:name="Medium Shading 1 Accent 5" w:uiPriority="63"/>
+    <w:lsdException w:name="Medium Shading 2 Accent 5" w:uiPriority="64"/>
+    <w:lsdException w:name="Medium List 1 Accent 5" w:uiPriority="65"/>
+    <w:lsdException w:name="Medium List 2 Accent 5" w:uiPriority="66"/>
+    <w:lsdException w:name="Medium Grid 1 Accent 5" w:uiPriority="67"/>
+    <w:lsdException w:name="Medium Grid 2 Accent 5" w:uiPriority="68"/>
+    <w:lsdException w:name="Medium Grid 3 Accent 5" w:uiPriority="69"/>
+    <w:lsdException w:name="Dark List Accent 5" w:uiPriority="70"/>
+    <w:lsdException w:name="Colorful Shading Accent 5" w:uiPriority="71"/>
+    <w:lsdException w:name="Colorful List Accent 5" w:uiPriority="72"/>
+    <w:lsdException w:name="Colorful Grid Accent 5" w:uiPriority="73"/>
+    <w:lsdException w:name="Light Shading Accent 6" w:uiPriority="60"/>
+    <w:lsdException w:name="Light List Accent 6" w:uiPriority="61"/>
+    <w:lsdException w:name="Light Grid Accent 6" w:uiPriority="62"/>
+    <w:lsdException w:name="Medium Shading 1 Accent 6" w:uiPriority="63"/>
+    <w:lsdException w:name="Medium Shading 2 Accent 6" w:uiPriority="64"/>
+    <w:lsdException w:name="Medium List 1 Accent 6" w:uiPriority="65"/>
+    <w:lsdException w:name="Medium List 2 Accent 6" w:uiPriority="66"/>
+    <w:lsdException w:name="Medium Grid 1 Accent 6" w:uiPriority="67"/>
+    <w:lsdException w:name="Medium Grid 2 Accent 6" w:uiPriority="68"/>
+    <w:lsdException w:name="Medium Grid 3 Accent 6" w:uiPriority="69"/>
+    <w:lsdException w:name="Dark List Accent 6" w:uiPriority="70"/>
+    <w:lsdException w:name="Colorful Shading Accent 6" w:uiPriority="71"/>
+    <w:lsdException w:name="Colorful List Accent 6" w:uiPriority="72"/>
+    <w:lsdException w:name="Colorful Grid Accent 6" w:uiPriority="73"/>
+    <w:lsdException w:name="Subtle Emphasis" w:uiPriority="19" w:qFormat="1"/>
+    <w:lsdException w:name="Intense Emphasis" w:uiPriority="21" w:qFormat="1"/>
+    <w:lsdException w:name="Subtle Reference" w:uiPriority="31" w:qFormat="1"/>
+    <w:lsdException w:name="Intense Reference" w:uiPriority="32" w:qFormat="1"/>
+    <w:lsdException w:name="Book Title" w:uiPriority="33" w:qFormat="1"/>
+    <w:lsdException w:name="Bibliography" w:semiHidden="1" w:uiPriority="37" w:unhideWhenUsed="1"/>
+    <w:lsdException w:name="TOC Heading" w:semiHidden="1" w:uiPriority="39" w:unhideWhenUsed="1" w:qFormat="1"/>
+    <w:lsdException w:name="Plain Table 1" w:uiPriority="41"/>
+    <w:lsdException w:name="Plain Table 2" w:uiPriority="42"/>
+    <w:lsdException w:name="Plain Table 3" w:uiPriority="43"/>
+    <w:lsdException w:name="Plain Table 4" w:uiPriority="44"/>
+    <w:lsdException w:name="Plain Table 5" w:uiPriority="45"/>
+    <w:lsdException w:name="Grid Table Light" w:uiPriority="40"/>
+    <w:lsdException w:name="Grid Table 1 Light" w:uiPriority="46"/>
+    <w:lsdException w:name="Grid Table 2" w:uiPriority="47"/>
+    <w:lsdException w:name="Grid Table 3" w:uiPriority="48"/>
+    <w:lsdException w:name="Grid Table 4" w:uiPriority="49"/>
+    <w:lsdException w:name="Grid Table 5 Dark" w:uiPriority="50"/>
+    <w:lsdException w:name="Grid Table 6 Colorful" w:uiPriority="51"/>
+    <w:lsdException w:name="Grid Table 7 Colorful" w:uiPriority="52"/>
+    <w:lsdException w:name="Grid Table 1 Light Accent 1" w:uiPriority="46"/>
+    <w:lsdException w:name="Grid Table 2 Accent 1" w:uiPriority="47"/>
+    <w:lsdException w:name="Grid Table 3 Accent 1" w:uiPriority="48"/>
+    <w:lsdException w:name="Grid Table 4 Accent 1" w:uiPriority="49"/>
+    <w:lsdException w:name="Grid Table 5 Dark Accent 1" w:uiPriority="50"/>
+    <w:lsdException w:name="Grid Table 6 Colorful Accent 1" w:uiPriority="51"/>
+    <w:lsdException w:name="Grid Table 7 Colorful Accent 1" w:uiPriority="52"/>
+    <w:lsdException w:name="Grid Table 1 Light Accent 2" w:uiPriority="46"/>
+    <w:lsdException w:name="Grid Table 2 Accent 2" w:uiPriority="47"/>
+    <w:lsdException w:name="Grid Table 3 Accent 2" w:uiPriority="48"/>
+    <w:lsdException w:name="Grid Table 4 Accent 2" w:uiPriority="49"/>
+    <w:lsdException w:name="Grid Table 5 Dark Accent 2" w:uiPriority="50"/>
+    <w:lsdException w:name="Grid Table 6 Colorful Accent 2" w:uiPriority="51"/>
+    <w:lsdException w:name="Grid Table 7 Colorful Accent 2" w:uiPriority="52"/>
+    <w:lsdException w:name="Grid Table 1 Light Accent 3" w:uiPriority="46"/>
+    <w:lsdException w:name="Grid Table 2 Accent 3" w:uiPriority="47"/>
+    <w:lsdException w:name="Grid Table 3 Accent 3" w:uiPriority="48"/>
+    <w:lsdException w:name="Grid Table 4 Accent 3" w:uiPriority="49"/>
+    <w:lsdException w:name="Grid Table 5 Dark Accent 3" w:uiPriority="50"/>
+    <w:lsdException w:name="Grid Table 6 Colorful Accent 3" w:uiPriority="51"/>
+    <w:lsdException w:name="Grid Table 7 Colorful Accent 3" w:uiPriority="52"/>
+    <w:lsdException w:name="Grid Table 1 Light Accent 4" w:uiPriority="46"/>
+    <w:lsdException w:name="Grid Table 2 Accent 4" w:uiPriority="47"/>
+    <w:lsdException w:name="Grid Table 3 Accent 4" w:uiPriority="48"/>
+    <w:lsdException w:name="Grid Table 4 Accent 4" w:uiPriority="49"/>
+    <w:lsdException w:name="Grid Table 5 Dark Accent 4" w:uiPriority="50"/>
+    <w:lsdException w:name="Grid Table 6 Colorful Accent 4" w:uiPriority="51"/>
+    <w:lsdException w:name="Grid Table 7 Colorful Accent 4" w:uiPriority="52"/>
+    <w:lsdException w:name="Grid Table 1 Light Accent 5" w:uiPriority="46"/>
+    <w:lsdException w:name="Grid Table 2 Accent 5" w:uiPriority="47"/>
+    <w:lsdException w:name="Grid Table 3 Accent 5" w:uiPriority="48"/>
+    <w:lsdException w:name="Grid Table 4 Accent 5" w:uiPriority="49"/>
+    <w:lsdException w:name="Grid Table 5 Dark Accent 5" w:uiPriority="50"/>
+    <w:lsdException w:name="Grid Table 6 Colorful Accent 5" w:uiPriority="51"/>
+    <w:lsdException w:name="Grid Table 7 Colorful Accent 5" w:uiPriority="52"/>
+    <w:lsdException w:name="Grid Table 1 Light Accent 6" w:uiPriority="46"/>
+    <w:lsdException w:name="Grid Table 2 Accent 6" w:uiPriority="47"/>
+    <w:lsdException w:name="Grid Table 3 Accent 6" w:uiPriority="48"/>
+    <w:lsdException w:name="Grid Table 4 Accent 6" w:uiPriority="49"/>
+    <w:lsdException w:name="Grid Table 5 Dark Accent 6" w:uiPriority="50"/>
+    <w:lsdException w:name="Grid Table 6 Colorful Accent 6" w:uiPriority="51"/>
+    <w:lsdException w:name="Grid Table 7 Colorful Accent 6" w:uiPriority="52"/>
+    <w:lsdException w:name="List Table 1 Light" w:uiPriority="46"/>
+    <w:lsdException w:name="List Table 2" w:uiPriority="47"/>
+    <w:lsdException w:name="List Table 3" w:uiPriority="48"/>
+    <w:lsdException w:name="List Table 4" w:uiPriority="49"/>
+    <w:lsdException w:name="List Table 5 Dark" w:uiPriority="50"/>
+    <w:lsdException w:name="List Table 6 Colorful" w:uiPriority="51"/>
+    <w:lsdException w:name="List Table 7 Colorful" w:uiPriority="52"/>
+    <w:lsdException w:name="List Table 1 Light Accent 1" w:uiPriority="46"/>
+    <w:lsdException w:name="List Table 2 Accent 1" w:uiPriority="47"/>
+    <w:lsdException w:name="List Table 3 Accent 1" w:uiPriority="48"/>
+    <w:lsdException w:name="List Table 4 Accent 1" w:uiPriority="49"/>
+    <w:lsdException w:name="List Table 5 Dark Accent 1" w:uiPriority="50"/>
+    <w:lsdException w:name="List Table 6 Colorful Accent 1" w:uiPriority="51"/>
+    <w:lsdException w:name="List Table 7 Colorful Accent 1" w:uiPriority="52"/>
+    <w:lsdException w:name="List Table 1 Light Accent 2" w:uiPriority="46"/>
+    <w:lsdException w:name="List Table 2 Accent 2" w:uiPriority="47"/>
+    <w:lsdException w:name="List Table 3 Accent 2" w:uiPriority="48"/>
+    <w:lsdException w:name="List Table 4 Accent 2" w:uiPriority="49"/>
+    <w:lsdException w:name="List Table 5 Dark Accent 2" w:uiPriority="50"/>
+    <w:lsdException w:name="List Table 6 Colorful Accent 2" w:uiPriority="51"/>
+    <w:lsdException w:name="List Table 7 Colorful Accent 2" w:uiPriority="52"/>
+    <w:lsdException w:name="List Table 1 Light Accent 3" w:uiPriority="46"/>
+    <w:lsdException w:name="List Table 2 Accent 3" w:uiPriority="47"/>
+    <w:lsdException w:name="List Table 3 Accent 3" w:uiPriority="48"/>
+    <w:lsdException w:name="List Table 4 Accent 3" w:uiPriority="49"/>
+    <w:lsdException w:name="List Table 5 Dark Accent 3" w:uiPriority="50"/>
+    <w:lsdException w:name="List Table 6 Colorful Accent 3" w:uiPriority="51"/>
+    <w:lsdException w:name="List Table 7 Colorful Accent 3" w:uiPriority="52"/>
+    <w:lsdException w:name="List Table 1 Light Accent 4" w:uiPriority="46"/>
+    <w:lsdException w:name="List Table 2 Accent 4" w:uiPriority="47"/>
+    <w:lsdException w:name="List Table 3 Accent 4" w:uiPriority="48"/>
+    <w:lsdException w:name="List Table 4 Accent 4" w:uiPriority="49"/>
+    <w:lsdException w:name="List Table 5 Dark Accent 4" w:uiPriority="50"/>
+    <w:lsdException w:name="List Table 6 Colorful Accent 4" w:uiPriority="51"/>
+    <w:lsdException w:name="List Table 7 Colorful Accent 4" w:uiPriority="52"/>
+    <w:lsdException w:name="List Table 1 Light Accent 5" w:uiPriority="46"/>
+    <w:lsdException w:name="List Table 2 Accent 5" w:uiPriority="47"/>
+    <w:lsdException w:name="List Table 3 Accent 5" w:uiPriority="48"/>
+    <w:lsdException w:name="List Table 4 Accent 5" w:uiPriority="49"/>
+    <w:lsdException w:name="List Table 5 Dark Accent 5" w:uiPriority="50"/>
+    <w:lsdException w:name="List Table 6 Colorful Accent 5" w:uiPriority="51"/>
+    <w:lsdException w:name="List Table 7 Colorful Accent 5" w:uiPriority="52"/>
+    <w:lsdException w:name="List Table 1 Light Accent 6" w:uiPriority="46"/>
+    <w:lsdException w:name="List Table 2 Accent 6" w:uiPriority="47"/>
+    <w:lsdException w:name="List Table 3 Accent 6" w:uiPriority="48"/>
+    <w:lsdException w:name="List Table 4 Accent 6" w:uiPriority="49"/>
+    <w:lsdException w:name="List Table 5 Dark Accent 6" w:uiPriority="50"/>
+    <w:lsdException w:name="List Table 6 Colorful Accent 6" w:uiPriority="51"/>
+    <w:lsdException w:name="List Table 7 Colorful Accent 6" w:uiPriority="52"/>
+    <w:lsdException w:name="Mention" w:semiHidden="1" w:unhideWhenUsed="1"/>
+    <w:lsdException w:name="Smart Hyperlink" w:semiHidden="1" w:unhideWhenUsed="1"/>
+    <w:lsdException w:name="Hashtag" w:semiHidden="1" w:unhideWhenUsed="1"/>
+    <w:lsdException w:name="Unresolved Mention" w:semiHidden="1" w:unhideWhenUsed="1"/>
+    <w:lsdException w:name="Smart Link" w:semiHidden="1" w:unhideWhenUsed="1"/>
   </w:latentStyles>
   <w:style w:type="paragraph" w:default="1" w:styleId="a">
     <w:name w:val="Normal"/>
